--- a/Methodology_FederalAssistance_501c3_Lightweight_FY22-FY25.docx
+++ b/Methodology_FederalAssistance_501c3_Lightweight_FY22-FY25.docx
@@ -7,7 +7,7 @@
         <w:pStyle w:val="Title"/>
       </w:pPr>
       <w:r>
-        <w:t>Methodology and Analysis Plan — Phase 1 Lightweight (USAspending-only)</w:t>
+        <w:t>Methodology and Analysis Plan: Federal Financial Assistance to 501(c)(3) Organizations, FY 2022–2025</w:t>
       </w:r>
     </w:p>
     <w:p>
@@ -16,7 +16,7 @@
           <w:b w:val="0"/>
           <w:i/>
         </w:rPr>
-        <w:t>Comparing Changes in Federal Financial Assistance to 501(c)(3) Organizations, FY 2022–2025, identified by USAspending business_types_code without IRS BMF cross-reference</w:t>
+        <w:t>Recipient identification by USAspending business_types_code; panel segmentation by curated rule sets and recipient-name patterns.</w:t>
       </w:r>
     </w:p>
     <w:p>
@@ -42,7 +42,7 @@
           <w:b w:val="0"/>
           <w:i w:val="0"/>
         </w:rPr>
-        <w:t>This document defines a reduced-scope, faster companion to the full FY22–FY25 methodology. The deliverable is a defensible, year-over-year picture of federal financial assistance to 501(c)(3) organizations using only USAspending data — no IRS Business Master File (BMF) cross-reference, no SAM.gov entity extract, no IPEDS / AHA / HRSA / NCES crosswalks. Recipient identification rests on USAspending’s business_types_code field (specifically the 'M' tag), which is agency-reported and inconsistently applied. Phase 1 explicitly accepts that limitation in exchange for substantially shorter runtime and zero external-data dependencies.</w:t>
+        <w:t>This document defines a reproducible methodology for measuring how federal financial assistance to U.S. 501(c)(3) organizations has changed between fiscal years 2022 and 2025. The analysis is restricted to financial-assistance instruments (grants, direct payments, loans, insurance, and other assistance). Federal procurement contracts are out of scope and excluded from every step.</w:t>
       </w:r>
     </w:p>
     <w:p>
@@ -51,151 +51,7 @@
           <w:b w:val="0"/>
           <w:i w:val="0"/>
         </w:rPr>
-        <w:t>The core question is unchanged: how have federal obligations and outlays to 501(c)(3) recipients changed across FY22, FY23, FY24, and FY25, and what mix of award types, action types, agencies, and programs explains the change?</w:t>
-      </w:r>
-    </w:p>
-    <w:p>
-      <w:pPr>
-        <w:pStyle w:val="Heading2"/>
-      </w:pPr>
-      <w:r>
-        <w:t>1.1 In-scope deliverables</w:t>
-      </w:r>
-    </w:p>
-    <w:p>
-      <w:pPr>
-        <w:pStyle w:val="ListBullet"/>
-      </w:pPr>
-      <w:r>
-        <w:t>Topline (Core 501(c)(3)): year-over-year obligation and outlay totals, residual after the carve-outs below.</w:t>
-      </w:r>
-    </w:p>
-    <w:p>
-      <w:pPr>
-        <w:pStyle w:val="ListBullet"/>
-      </w:pPr>
-      <w:r>
-        <w:t>Panel A — Educational institutions: heuristic-flagged subset, reported as its own panel.</w:t>
-      </w:r>
-    </w:p>
-    <w:p>
-      <w:pPr>
-        <w:pStyle w:val="ListBullet"/>
-      </w:pPr>
-      <w:r>
-        <w:t>Panel B — Hospitals and primary health: heuristic-flagged subset, reported as its own panel.</w:t>
-      </w:r>
-    </w:p>
-    <w:p>
-      <w:pPr>
-        <w:pStyle w:val="ListBullet"/>
-      </w:pPr>
-      <w:r>
-        <w:t>Panel C — International programs: same transaction-level rules as the full methodology, less the NTEE Q-series rule.</w:t>
-      </w:r>
-    </w:p>
-    <w:p>
-      <w:pPr>
-        <w:pStyle w:val="ListBullet"/>
-      </w:pPr>
-      <w:r>
-        <w:t>Decomposition by award type (02–11), action type (A/B/C/D/E), funding agency, CFDA program, recipient state, and recipient size band — within each panel.</w:t>
-      </w:r>
-    </w:p>
-    <w:p>
-      <w:pPr>
-        <w:pStyle w:val="ListBullet"/>
-      </w:pPr>
-      <w:r>
-        <w:t>Distributional views: number of unique recipients, award size distribution, geographic concentration, agency concentration.</w:t>
-      </w:r>
-    </w:p>
-    <w:p>
-      <w:pPr>
-        <w:pStyle w:val="ListBullet"/>
-      </w:pPr>
-      <w:r>
-        <w:t>Reproducibility artifacts: query parameters, data refresh dates, source file checksums, M-rule version, exclusion-list version, regex/listing YAML version hashes.</w:t>
-      </w:r>
-    </w:p>
-    <w:p>
-      <w:pPr>
-        <w:pStyle w:val="ListBullet"/>
-      </w:pPr>
-      <w:r>
-        <w:t>Optional: side-by-side reconciliation exhibit comparing Phase 1 lightweight Topline vs. the BMF-backed Topline by FY (best-effort; populated only when the full pipeline has run in the same project tree).</w:t>
-      </w:r>
-    </w:p>
-    <w:p>
-      <w:pPr>
-        <w:pStyle w:val="Heading2"/>
-      </w:pPr>
-      <w:r>
-        <w:t>1.2 Out of scope</w:t>
-      </w:r>
-    </w:p>
-    <w:p>
-      <w:pPr>
-        <w:pStyle w:val="ListBullet"/>
-      </w:pPr>
-      <w:r>
-        <w:t>Federal procurement contracts (FPDS-NG and assistance award_type 'contract').</w:t>
-      </w:r>
-    </w:p>
-    <w:p>
-      <w:pPr>
-        <w:pStyle w:val="ListBullet"/>
-      </w:pPr>
-      <w:r>
-        <w:t>IRS BMF status verification, foundation-code split, NTEE classification.</w:t>
-      </w:r>
-    </w:p>
-    <w:p>
-      <w:pPr>
-        <w:pStyle w:val="ListBullet"/>
-      </w:pPr>
-      <w:r>
-        <w:t>SAM.gov entity-resolution / EIN backfill.</w:t>
-      </w:r>
-    </w:p>
-    <w:p>
-      <w:pPr>
-        <w:pStyle w:val="ListBullet"/>
-      </w:pPr>
-      <w:r>
-        <w:t>Sub-award (FFATA) flows.</w:t>
-      </w:r>
-    </w:p>
-    <w:p>
-      <w:pPr>
-        <w:pStyle w:val="ListBullet"/>
-      </w:pPr>
-      <w:r>
-        <w:t>Tax expenditures, foundation/private giving, state-only assistance programs.</w:t>
-      </w:r>
-    </w:p>
-    <w:p>
-      <w:pPr>
-        <w:pStyle w:val="ListBullet"/>
-      </w:pPr>
-      <w:r>
-        <w:t>Point-in-time 501(c)(3) status verification or revocation tracking.</w:t>
-      </w:r>
-    </w:p>
-    <w:p>
-      <w:pPr>
-        <w:pStyle w:val="Heading1"/>
-      </w:pPr>
-      <w:r>
-        <w:t>2. Data Sources</w:t>
-      </w:r>
-    </w:p>
-    <w:p>
-      <w:pPr>
-        <w:pStyle w:val="Heading2"/>
-      </w:pPr>
-      <w:r>
-        <w:t>2.1 Single primary source: USAspending.gov</w:t>
+        <w:t>The core question is: how have federal obligations and outlays to 501(c)(3) recipients changed across FY22, FY23, FY24, and FY25, and what mix of award types, action types, agencies, and programs explains the change?</w:t>
       </w:r>
     </w:p>
     <w:p>
@@ -204,7 +60,145 @@
           <w:b w:val="0"/>
           <w:i w:val="0"/>
         </w:rPr>
-        <w:t>USAspending.gov is the only authoritative source used in Phase 1. The analysis uses prime-award transactions and prime-award summaries for award_type_codes 02–11, filtered by action_date in FY 2022–2025. Acquisition path is the Award Data Archive (per-agency monthly snapshots at files.usaspending.gov/award_data_archive/) — fast, pre-generated, no API queue. Custom Award Downloads from the /api/v2/bulk_download/awards/ endpoint are reserved for FY25 if freshest-possible in-flight numbers are needed.</w:t>
+        <w:t>Recipient identification rests on a single signal: USAspending's business_types_code field, specifically the 'M' tag (Nonprofit with 501C3 IRS Status, Other than an Institution of Higher Education). The methodology accepts the documented limitation that business_types_code is agency-reported and inconsistently applied; Section 8 enumerates the resulting caveats.</w:t>
+      </w:r>
+    </w:p>
+    <w:p>
+      <w:pPr>
+        <w:pStyle w:val="Heading2"/>
+      </w:pPr>
+      <w:r>
+        <w:t>1.1 In-scope deliverables</w:t>
+      </w:r>
+    </w:p>
+    <w:p>
+      <w:pPr>
+        <w:pStyle w:val="ListBullet"/>
+      </w:pPr>
+      <w:r>
+        <w:t>Topline (Core 501(c)(3)): year-over-year obligation and outlay totals, residual after the carve-outs below.</w:t>
+      </w:r>
+    </w:p>
+    <w:p>
+      <w:pPr>
+        <w:pStyle w:val="ListBullet"/>
+      </w:pPr>
+      <w:r>
+        <w:t>Panel A — Educational institutions: heuristic-flagged subset, reported as its own panel.</w:t>
+      </w:r>
+    </w:p>
+    <w:p>
+      <w:pPr>
+        <w:pStyle w:val="ListBullet"/>
+      </w:pPr>
+      <w:r>
+        <w:t>Panel B — Hospitals and primary health: heuristic-flagged subset, reported as its own panel.</w:t>
+      </w:r>
+    </w:p>
+    <w:p>
+      <w:pPr>
+        <w:pStyle w:val="ListBullet"/>
+      </w:pPr>
+      <w:r>
+        <w:t>Panel C — International programs: transaction-level rule set covering place of performance, awarding sub-agency, and assistance listing.</w:t>
+      </w:r>
+    </w:p>
+    <w:p>
+      <w:pPr>
+        <w:pStyle w:val="ListBullet"/>
+      </w:pPr>
+      <w:r>
+        <w:t>Decomposition by award type (02–11), action type (A/B/C/D/E), funding agency, CFDA program, recipient state, and recipient size band — within each panel.</w:t>
+      </w:r>
+    </w:p>
+    <w:p>
+      <w:pPr>
+        <w:pStyle w:val="ListBullet"/>
+      </w:pPr>
+      <w:r>
+        <w:t>Distributional views: number of unique recipients, award size distribution, geographic concentration, agency concentration.</w:t>
+      </w:r>
+    </w:p>
+    <w:p>
+      <w:pPr>
+        <w:pStyle w:val="ListBullet"/>
+      </w:pPr>
+      <w:r>
+        <w:t>Reproducibility artifacts: query parameters, data refresh dates, source file checksums, M-rule version, exclusion-list version, regex/listing YAML version hashes.</w:t>
+      </w:r>
+    </w:p>
+    <w:p>
+      <w:pPr>
+        <w:pStyle w:val="Heading2"/>
+      </w:pPr>
+      <w:r>
+        <w:t>1.2 Out of scope</w:t>
+      </w:r>
+    </w:p>
+    <w:p>
+      <w:pPr>
+        <w:pStyle w:val="ListBullet"/>
+      </w:pPr>
+      <w:r>
+        <w:t>Federal procurement contracts (FPDS-NG and assistance award_type 'contract').</w:t>
+      </w:r>
+    </w:p>
+    <w:p>
+      <w:pPr>
+        <w:pStyle w:val="ListBullet"/>
+      </w:pPr>
+      <w:r>
+        <w:t>Sub-award (FFATA) flows.</w:t>
+      </w:r>
+    </w:p>
+    <w:p>
+      <w:pPr>
+        <w:pStyle w:val="ListBullet"/>
+      </w:pPr>
+      <w:r>
+        <w:t>Tax expenditures, foundation/private giving, state-only assistance programs.</w:t>
+      </w:r>
+    </w:p>
+    <w:p>
+      <w:pPr>
+        <w:pStyle w:val="ListBullet"/>
+      </w:pPr>
+      <w:r>
+        <w:t>Point-in-time 501(c)(3) status verification or revocation tracking.</w:t>
+      </w:r>
+    </w:p>
+    <w:p>
+      <w:pPr>
+        <w:pStyle w:val="ListBullet"/>
+      </w:pPr>
+      <w:r>
+        <w:t>Public/private 4-year/2-year split within the Educational panel — this requires recipient-level enrollment data outside USAspending and is not produced.</w:t>
+      </w:r>
+    </w:p>
+    <w:p>
+      <w:pPr>
+        <w:pStyle w:val="Heading1"/>
+      </w:pPr>
+      <w:r>
+        <w:t>2. Data Source</w:t>
+      </w:r>
+    </w:p>
+    <w:p>
+      <w:r>
+        <w:rPr>
+          <w:b w:val="0"/>
+          <w:i w:val="0"/>
+        </w:rPr>
+        <w:t>USAspending.gov is the authoritative public record of federal awards under the FFATA and DATA Act. The analysis uses prime-award transactions and prime-award summaries for award_type_codes 02–11, filtered by action_date in FY 2022–2025.</w:t>
+      </w:r>
+    </w:p>
+    <w:p>
+      <w:r>
+        <w:rPr>
+          <w:b w:val="0"/>
+          <w:i w:val="0"/>
+        </w:rPr>
+        <w:t>Acquisition path is the Award Data Archive (per-agency monthly snapshots at files.usaspending.gov/award_data_archive/). The archive is pre-generated and downloads in parallel without API queue or polling latency; current snapshot dates lag live data by up to 30 days and are recorded per-file in the run manifest. Custom Award Downloads via /api/v2/bulk_download/awards/ are an alternative acquisition path for a freshest-possible cut on FY25.</w:t>
       </w:r>
     </w:p>
     <w:p>
@@ -217,11 +211,68 @@
       </w:r>
     </w:p>
     <w:p>
+      <w:r>
+        <w:rPr>
+          <w:b w:val="0"/>
+          <w:i w:val="0"/>
+        </w:rPr>
+        <w:t>Real-dollar adjustment uses the BLS CPI-U series CUUR0000SA0 (annual average); a sensitivity cut using the OMB GDP price deflator is included in an appendix.</w:t>
+      </w:r>
+    </w:p>
+    <w:p>
+      <w:pPr>
+        <w:pStyle w:val="Heading1"/>
+      </w:pPr>
+      <w:r>
+        <w:t>3. Universe Definitions</w:t>
+      </w:r>
+    </w:p>
+    <w:p>
       <w:pPr>
         <w:pStyle w:val="Heading2"/>
       </w:pPr>
       <w:r>
-        <w:t>2.2 No external crosswalks</w:t>
+        <w:t>3.1 Transaction filter</w:t>
+      </w:r>
+    </w:p>
+    <w:p>
+      <w:pPr>
+        <w:pStyle w:val="ListBullet"/>
+      </w:pPr>
+      <w:r>
+        <w:t>award_type_code IN (02, 03, 04, 05, 06, 07, 08, 09, 10, 11) — the DAIMS financial-assistance set, no contracts.</w:t>
+      </w:r>
+    </w:p>
+    <w:p>
+      <w:pPr>
+        <w:pStyle w:val="ListBullet"/>
+      </w:pPr>
+      <w:r>
+        <w:t>action_date BETWEEN 2021-10-01 AND 2025-09-30 inclusive.</w:t>
+      </w:r>
+    </w:p>
+    <w:p>
+      <w:pPr>
+        <w:pStyle w:val="ListBullet"/>
+      </w:pPr>
+      <w:r>
+        <w:t>Action types A (New), B (Continuation), C (Revision), D (Funding), and any agency-specific E corrections retained, tracked separately so re-obligations and de-obligations are not conflated with new dollars.</w:t>
+      </w:r>
+    </w:p>
+    <w:p>
+      <w:pPr>
+        <w:pStyle w:val="ListBullet"/>
+      </w:pPr>
+      <w:r>
+        <w:t>Fiscal year defined on action_date (Oct 1 – Sep 30).</w:t>
+      </w:r>
+    </w:p>
+    <w:p>
+      <w:pPr>
+        <w:pStyle w:val="Heading2"/>
+      </w:pPr>
+      <w:r>
+        <w:t>3.2 Recipient identification — M-with-exclusions</w:t>
       </w:r>
     </w:p>
     <w:p>
@@ -230,55 +281,7 @@
           <w:b w:val="0"/>
           <w:i w:val="0"/>
         </w:rPr>
-        <w:t>Phase 1 deliberately excludes:</w:t>
-      </w:r>
-    </w:p>
-    <w:p>
-      <w:pPr>
-        <w:pStyle w:val="ListBullet"/>
-      </w:pPr>
-      <w:r>
-        <w:t>IRS Exempt Organizations Business Master File (EO BMF).</w:t>
-      </w:r>
-    </w:p>
-    <w:p>
-      <w:pPr>
-        <w:pStyle w:val="ListBullet"/>
-      </w:pPr>
-      <w:r>
-        <w:t>IRS Publication 78 deductible-contributions cross-check.</w:t>
-      </w:r>
-    </w:p>
-    <w:p>
-      <w:pPr>
-        <w:pStyle w:val="ListBullet"/>
-      </w:pPr>
-      <w:r>
-        <w:t>SAM.gov Entity Registration extract.</w:t>
-      </w:r>
-    </w:p>
-    <w:p>
-      <w:pPr>
-        <w:pStyle w:val="ListBullet"/>
-      </w:pPr>
-      <w:r>
-        <w:t>USAspending Recipient Profiles beyond what is included in the prime-award data already.</w:t>
-      </w:r>
-    </w:p>
-    <w:p>
-      <w:pPr>
-        <w:pStyle w:val="ListBullet"/>
-      </w:pPr>
-      <w:r>
-        <w:t>BLS CPI-U series CUUR0000SA0 (used for real-dollar adjustments — this is not a recipient crosswalk and is retained).</w:t>
-      </w:r>
-    </w:p>
-    <w:p>
-      <w:pPr>
-        <w:pStyle w:val="ListBullet"/>
-      </w:pPr>
-      <w:r>
-        <w:t>OMB GDP price deflator (sensitivity analysis only).</w:t>
+        <w:t>A recipient is in scope for the 501(c)(3) universe if and only if both of the following hold:</w:t>
       </w:r>
     </w:p>
     <w:p>
@@ -287,23 +290,7 @@
           <w:b w:val="0"/>
           <w:i w:val="0"/>
         </w:rPr>
-        <w:t>Without these crosswalks the recipient universe rests on USAspending’s agency-reported business_types_code field. The reader should treat Phase 1 as a directional Phase 1 estimate. The full BMF-backed methodology should be considered the authoritative answer when available; Phase 1’s value is in being fast, reproducible, and free of external-data dependencies.</w:t>
-      </w:r>
-    </w:p>
-    <w:p>
-      <w:pPr>
-        <w:pStyle w:val="Heading1"/>
-      </w:pPr>
-      <w:r>
-        <w:t>3. Universe Definitions</w:t>
-      </w:r>
-    </w:p>
-    <w:p>
-      <w:pPr>
-        <w:pStyle w:val="Heading2"/>
-      </w:pPr>
-      <w:r>
-        <w:t>3.1 Transaction filter</w:t>
+        <w:t xml:space="preserve">  (a) The recipient's business_types_code includes the letter 'M' (Nonprofit with 501C3 IRS Status, Other than an Institution of Higher Education).</w:t>
       </w:r>
     </w:p>
     <w:p>
@@ -312,74 +299,7 @@
           <w:b w:val="0"/>
           <w:i w:val="0"/>
         </w:rPr>
-        <w:t>Identical to the full methodology:</w:t>
-      </w:r>
-    </w:p>
-    <w:p>
-      <w:pPr>
-        <w:pStyle w:val="ListBullet"/>
-      </w:pPr>
-      <w:r>
-        <w:t>award_type_code IN (02, 03, 04, 05, 06, 07, 08, 09, 10, 11) — DAIMS financial-assistance set, no contracts.</w:t>
-      </w:r>
-    </w:p>
-    <w:p>
-      <w:pPr>
-        <w:pStyle w:val="ListBullet"/>
-      </w:pPr>
-      <w:r>
-        <w:t>action_date BETWEEN 2021-10-01 AND 2025-09-30 inclusive.</w:t>
-      </w:r>
-    </w:p>
-    <w:p>
-      <w:pPr>
-        <w:pStyle w:val="ListBullet"/>
-      </w:pPr>
-      <w:r>
-        <w:t>Action types A, B, C, D, and any agency-specific E corrections retained, tracked separately so re-obligations and de-obligations are not conflated with new dollars.</w:t>
-      </w:r>
-    </w:p>
-    <w:p>
-      <w:pPr>
-        <w:pStyle w:val="ListBullet"/>
-      </w:pPr>
-      <w:r>
-        <w:t>Fiscal year defined on action_date (Oct 1 – Sep 30).</w:t>
-      </w:r>
-    </w:p>
-    <w:p>
-      <w:pPr>
-        <w:pStyle w:val="Heading2"/>
-      </w:pPr>
-      <w:r>
-        <w:t>3.2 Recipient identification — M-with-exclusions (v2)</w:t>
-      </w:r>
-    </w:p>
-    <w:p>
-      <w:r>
-        <w:rPr>
-          <w:b w:val="0"/>
-          <w:i w:val="0"/>
-        </w:rPr>
-        <w:t>A recipient is in scope for the lightweight 501(c)(3) universe if and only if both of the following hold:</w:t>
-      </w:r>
-    </w:p>
-    <w:p>
-      <w:r>
-        <w:rPr>
-          <w:b w:val="0"/>
-          <w:i w:val="0"/>
-        </w:rPr>
-        <w:t xml:space="preserve">  (a) The recipient’s business_types_code includes the letter 'M' (Nonprofit with 501C3 IRS Status, other than an Institution of Higher Education).</w:t>
-      </w:r>
-    </w:p>
-    <w:p>
-      <w:r>
-        <w:rPr>
-          <w:b w:val="0"/>
-          <w:i w:val="0"/>
-        </w:rPr>
-        <w:t xml:space="preserve">  (b) The recipient’s business_types_code does not include any code from the hard-exclusion list below. Codes on the soft-codes list are tolerated — they appear in the recipient’s business_types_set for transparency but do not disqualify.</w:t>
+        <w:t xml:space="preserve">  (b) The recipient's business_types_code does not include any code from the hard-exclusion list below. Codes on the soft-codes list are tolerated — they appear in the recipient's business_types_set for transparency but do not disqualify.</w:t>
       </w:r>
     </w:p>
     <w:p>
@@ -398,14 +318,13 @@
         <w:tblLook w:firstColumn="1" w:firstRow="1" w:lastColumn="0" w:lastRow="0" w:noHBand="0" w:noVBand="1" w:val="04A0"/>
       </w:tblPr>
       <w:tblGrid>
-        <w:gridCol w:w="3120"/>
-        <w:gridCol w:w="3120"/>
-        <w:gridCol w:w="3120"/>
+        <w:gridCol w:w="4680"/>
+        <w:gridCol w:w="4680"/>
       </w:tblGrid>
       <w:tr>
         <w:tc>
           <w:tcPr>
-            <w:tcW w:type="dxa" w:w="3120"/>
+            <w:tcW w:type="dxa" w:w="4680"/>
           </w:tcPr>
           <w:p>
             <w:r>
@@ -418,7 +337,7 @@
         </w:tc>
         <w:tc>
           <w:tcPr>
-            <w:tcW w:type="dxa" w:w="3120"/>
+            <w:tcW w:type="dxa" w:w="4680"/>
           </w:tcPr>
           <w:p>
             <w:r>
@@ -429,24 +348,11 @@
             </w:r>
           </w:p>
         </w:tc>
-        <w:tc>
-          <w:tcPr>
-            <w:tcW w:type="dxa" w:w="3120"/>
-          </w:tcPr>
-          <w:p>
-            <w:r>
-              <w:rPr>
-                <w:b/>
-              </w:rPr>
-              <w:t>Status</w:t>
-            </w:r>
-          </w:p>
-        </w:tc>
       </w:tr>
       <w:tr>
         <w:tc>
           <w:tcPr>
-            <w:tcW w:type="dxa" w:w="3120"/>
+            <w:tcW w:type="dxa" w:w="4680"/>
           </w:tcPr>
           <w:p>
             <w:r>
@@ -456,7 +362,7 @@
         </w:tc>
         <w:tc>
           <w:tcPr>
-            <w:tcW w:type="dxa" w:w="3120"/>
+            <w:tcW w:type="dxa" w:w="4680"/>
           </w:tcPr>
           <w:p>
             <w:r>
@@ -464,21 +370,11 @@
             </w:r>
           </w:p>
         </w:tc>
-        <w:tc>
-          <w:tcPr>
-            <w:tcW w:type="dxa" w:w="3120"/>
-          </w:tcPr>
-          <w:p>
-            <w:r>
-              <w:t>Hard exclusion</w:t>
-            </w:r>
-          </w:p>
-        </w:tc>
       </w:tr>
       <w:tr>
         <w:tc>
           <w:tcPr>
-            <w:tcW w:type="dxa" w:w="3120"/>
+            <w:tcW w:type="dxa" w:w="4680"/>
           </w:tcPr>
           <w:p>
             <w:r>
@@ -488,7 +384,7 @@
         </w:tc>
         <w:tc>
           <w:tcPr>
-            <w:tcW w:type="dxa" w:w="3120"/>
+            <w:tcW w:type="dxa" w:w="4680"/>
           </w:tcPr>
           <w:p>
             <w:r>
@@ -496,21 +392,11 @@
             </w:r>
           </w:p>
         </w:tc>
-        <w:tc>
-          <w:tcPr>
-            <w:tcW w:type="dxa" w:w="3120"/>
-          </w:tcPr>
-          <w:p>
-            <w:r>
-              <w:t>Hard exclusion</w:t>
-            </w:r>
-          </w:p>
-        </w:tc>
       </w:tr>
       <w:tr>
         <w:tc>
           <w:tcPr>
-            <w:tcW w:type="dxa" w:w="3120"/>
+            <w:tcW w:type="dxa" w:w="4680"/>
           </w:tcPr>
           <w:p>
             <w:r>
@@ -520,7 +406,7 @@
         </w:tc>
         <w:tc>
           <w:tcPr>
-            <w:tcW w:type="dxa" w:w="3120"/>
+            <w:tcW w:type="dxa" w:w="4680"/>
           </w:tcPr>
           <w:p>
             <w:r>
@@ -528,21 +414,11 @@
             </w:r>
           </w:p>
         </w:tc>
-        <w:tc>
-          <w:tcPr>
-            <w:tcW w:type="dxa" w:w="3120"/>
-          </w:tcPr>
-          <w:p>
-            <w:r>
-              <w:t>Hard exclusion</w:t>
-            </w:r>
-          </w:p>
-        </w:tc>
       </w:tr>
       <w:tr>
         <w:tc>
           <w:tcPr>
-            <w:tcW w:type="dxa" w:w="3120"/>
+            <w:tcW w:type="dxa" w:w="4680"/>
           </w:tcPr>
           <w:p>
             <w:r>
@@ -552,7 +428,7 @@
         </w:tc>
         <w:tc>
           <w:tcPr>
-            <w:tcW w:type="dxa" w:w="3120"/>
+            <w:tcW w:type="dxa" w:w="4680"/>
           </w:tcPr>
           <w:p>
             <w:r>
@@ -560,21 +436,11 @@
             </w:r>
           </w:p>
         </w:tc>
-        <w:tc>
-          <w:tcPr>
-            <w:tcW w:type="dxa" w:w="3120"/>
-          </w:tcPr>
-          <w:p>
-            <w:r>
-              <w:t>Hard exclusion</w:t>
-            </w:r>
-          </w:p>
-        </w:tc>
       </w:tr>
       <w:tr>
         <w:tc>
           <w:tcPr>
-            <w:tcW w:type="dxa" w:w="3120"/>
+            <w:tcW w:type="dxa" w:w="4680"/>
           </w:tcPr>
           <w:p>
             <w:r>
@@ -584,7 +450,7 @@
         </w:tc>
         <w:tc>
           <w:tcPr>
-            <w:tcW w:type="dxa" w:w="3120"/>
+            <w:tcW w:type="dxa" w:w="4680"/>
           </w:tcPr>
           <w:p>
             <w:r>
@@ -592,21 +458,11 @@
             </w:r>
           </w:p>
         </w:tc>
-        <w:tc>
-          <w:tcPr>
-            <w:tcW w:type="dxa" w:w="3120"/>
-          </w:tcPr>
-          <w:p>
-            <w:r>
-              <w:t>Hard exclusion</w:t>
-            </w:r>
-          </w:p>
-        </w:tc>
       </w:tr>
       <w:tr>
         <w:tc>
           <w:tcPr>
-            <w:tcW w:type="dxa" w:w="3120"/>
+            <w:tcW w:type="dxa" w:w="4680"/>
           </w:tcPr>
           <w:p>
             <w:r>
@@ -616,7 +472,7 @@
         </w:tc>
         <w:tc>
           <w:tcPr>
-            <w:tcW w:type="dxa" w:w="3120"/>
+            <w:tcW w:type="dxa" w:w="4680"/>
           </w:tcPr>
           <w:p>
             <w:r>
@@ -624,21 +480,11 @@
             </w:r>
           </w:p>
         </w:tc>
-        <w:tc>
-          <w:tcPr>
-            <w:tcW w:type="dxa" w:w="3120"/>
-          </w:tcPr>
-          <w:p>
-            <w:r>
-              <w:t>Hard exclusion</w:t>
-            </w:r>
-          </w:p>
-        </w:tc>
       </w:tr>
       <w:tr>
         <w:tc>
           <w:tcPr>
-            <w:tcW w:type="dxa" w:w="3120"/>
+            <w:tcW w:type="dxa" w:w="4680"/>
           </w:tcPr>
           <w:p>
             <w:r>
@@ -648,7 +494,7 @@
         </w:tc>
         <w:tc>
           <w:tcPr>
-            <w:tcW w:type="dxa" w:w="3120"/>
+            <w:tcW w:type="dxa" w:w="4680"/>
           </w:tcPr>
           <w:p>
             <w:r>
@@ -656,21 +502,11 @@
             </w:r>
           </w:p>
         </w:tc>
-        <w:tc>
-          <w:tcPr>
-            <w:tcW w:type="dxa" w:w="3120"/>
-          </w:tcPr>
-          <w:p>
-            <w:r>
-              <w:t>Hard exclusion</w:t>
-            </w:r>
-          </w:p>
-        </w:tc>
       </w:tr>
       <w:tr>
         <w:tc>
           <w:tcPr>
-            <w:tcW w:type="dxa" w:w="3120"/>
+            <w:tcW w:type="dxa" w:w="4680"/>
           </w:tcPr>
           <w:p>
             <w:r>
@@ -680,7 +516,7 @@
         </w:tc>
         <w:tc>
           <w:tcPr>
-            <w:tcW w:type="dxa" w:w="3120"/>
+            <w:tcW w:type="dxa" w:w="4680"/>
           </w:tcPr>
           <w:p>
             <w:r>
@@ -688,21 +524,11 @@
             </w:r>
           </w:p>
         </w:tc>
-        <w:tc>
-          <w:tcPr>
-            <w:tcW w:type="dxa" w:w="3120"/>
-          </w:tcPr>
-          <w:p>
-            <w:r>
-              <w:t>Hard exclusion</w:t>
-            </w:r>
-          </w:p>
-        </w:tc>
       </w:tr>
       <w:tr>
         <w:tc>
           <w:tcPr>
-            <w:tcW w:type="dxa" w:w="3120"/>
+            <w:tcW w:type="dxa" w:w="4680"/>
           </w:tcPr>
           <w:p>
             <w:r>
@@ -712,7 +538,7 @@
         </w:tc>
         <w:tc>
           <w:tcPr>
-            <w:tcW w:type="dxa" w:w="3120"/>
+            <w:tcW w:type="dxa" w:w="4680"/>
           </w:tcPr>
           <w:p>
             <w:r>
@@ -720,21 +546,11 @@
             </w:r>
           </w:p>
         </w:tc>
-        <w:tc>
-          <w:tcPr>
-            <w:tcW w:type="dxa" w:w="3120"/>
-          </w:tcPr>
-          <w:p>
-            <w:r>
-              <w:t>Hard exclusion</w:t>
-            </w:r>
-          </w:p>
-        </w:tc>
       </w:tr>
       <w:tr>
         <w:tc>
           <w:tcPr>
-            <w:tcW w:type="dxa" w:w="3120"/>
+            <w:tcW w:type="dxa" w:w="4680"/>
           </w:tcPr>
           <w:p>
             <w:r>
@@ -744,7 +560,7 @@
         </w:tc>
         <w:tc>
           <w:tcPr>
-            <w:tcW w:type="dxa" w:w="3120"/>
+            <w:tcW w:type="dxa" w:w="4680"/>
           </w:tcPr>
           <w:p>
             <w:r>
@@ -752,21 +568,11 @@
             </w:r>
           </w:p>
         </w:tc>
-        <w:tc>
-          <w:tcPr>
-            <w:tcW w:type="dxa" w:w="3120"/>
-          </w:tcPr>
-          <w:p>
-            <w:r>
-              <w:t>Hard exclusion</w:t>
-            </w:r>
-          </w:p>
-        </w:tc>
       </w:tr>
       <w:tr>
         <w:tc>
           <w:tcPr>
-            <w:tcW w:type="dxa" w:w="3120"/>
+            <w:tcW w:type="dxa" w:w="4680"/>
           </w:tcPr>
           <w:p>
             <w:r>
@@ -776,7 +582,7 @@
         </w:tc>
         <w:tc>
           <w:tcPr>
-            <w:tcW w:type="dxa" w:w="3120"/>
+            <w:tcW w:type="dxa" w:w="4680"/>
           </w:tcPr>
           <w:p>
             <w:r>
@@ -784,21 +590,11 @@
             </w:r>
           </w:p>
         </w:tc>
-        <w:tc>
-          <w:tcPr>
-            <w:tcW w:type="dxa" w:w="3120"/>
-          </w:tcPr>
-          <w:p>
-            <w:r>
-              <w:t>Hard exclusion</w:t>
-            </w:r>
-          </w:p>
-        </w:tc>
       </w:tr>
       <w:tr>
         <w:tc>
           <w:tcPr>
-            <w:tcW w:type="dxa" w:w="3120"/>
+            <w:tcW w:type="dxa" w:w="4680"/>
           </w:tcPr>
           <w:p>
             <w:r>
@@ -808,7 +604,7 @@
         </w:tc>
         <w:tc>
           <w:tcPr>
-            <w:tcW w:type="dxa" w:w="3120"/>
+            <w:tcW w:type="dxa" w:w="4680"/>
           </w:tcPr>
           <w:p>
             <w:r>
@@ -816,21 +612,11 @@
             </w:r>
           </w:p>
         </w:tc>
-        <w:tc>
-          <w:tcPr>
-            <w:tcW w:type="dxa" w:w="3120"/>
-          </w:tcPr>
-          <w:p>
-            <w:r>
-              <w:t>Hard exclusion</w:t>
-            </w:r>
-          </w:p>
-        </w:tc>
       </w:tr>
       <w:tr>
         <w:tc>
           <w:tcPr>
-            <w:tcW w:type="dxa" w:w="3120"/>
+            <w:tcW w:type="dxa" w:w="4680"/>
           </w:tcPr>
           <w:p>
             <w:r>
@@ -840,7 +626,7 @@
         </w:tc>
         <w:tc>
           <w:tcPr>
-            <w:tcW w:type="dxa" w:w="3120"/>
+            <w:tcW w:type="dxa" w:w="4680"/>
           </w:tcPr>
           <w:p>
             <w:r>
@@ -848,21 +634,11 @@
             </w:r>
           </w:p>
         </w:tc>
-        <w:tc>
-          <w:tcPr>
-            <w:tcW w:type="dxa" w:w="3120"/>
-          </w:tcPr>
-          <w:p>
-            <w:r>
-              <w:t>Hard exclusion</w:t>
-            </w:r>
-          </w:p>
-        </w:tc>
       </w:tr>
       <w:tr>
         <w:tc>
           <w:tcPr>
-            <w:tcW w:type="dxa" w:w="3120"/>
+            <w:tcW w:type="dxa" w:w="4680"/>
           </w:tcPr>
           <w:p>
             <w:r>
@@ -872,7 +648,7 @@
         </w:tc>
         <w:tc>
           <w:tcPr>
-            <w:tcW w:type="dxa" w:w="3120"/>
+            <w:tcW w:type="dxa" w:w="4680"/>
           </w:tcPr>
           <w:p>
             <w:r>
@@ -880,21 +656,11 @@
             </w:r>
           </w:p>
         </w:tc>
-        <w:tc>
-          <w:tcPr>
-            <w:tcW w:type="dxa" w:w="3120"/>
-          </w:tcPr>
-          <w:p>
-            <w:r>
-              <w:t>Hard exclusion</w:t>
-            </w:r>
-          </w:p>
-        </w:tc>
       </w:tr>
       <w:tr>
         <w:tc>
           <w:tcPr>
-            <w:tcW w:type="dxa" w:w="3120"/>
+            <w:tcW w:type="dxa" w:w="4680"/>
           </w:tcPr>
           <w:p>
             <w:r>
@@ -904,7 +670,7 @@
         </w:tc>
         <w:tc>
           <w:tcPr>
-            <w:tcW w:type="dxa" w:w="3120"/>
+            <w:tcW w:type="dxa" w:w="4680"/>
           </w:tcPr>
           <w:p>
             <w:r>
@@ -912,21 +678,11 @@
             </w:r>
           </w:p>
         </w:tc>
-        <w:tc>
-          <w:tcPr>
-            <w:tcW w:type="dxa" w:w="3120"/>
-          </w:tcPr>
-          <w:p>
-            <w:r>
-              <w:t>Hard exclusion</w:t>
-            </w:r>
-          </w:p>
-        </w:tc>
       </w:tr>
       <w:tr>
         <w:tc>
           <w:tcPr>
-            <w:tcW w:type="dxa" w:w="3120"/>
+            <w:tcW w:type="dxa" w:w="4680"/>
           </w:tcPr>
           <w:p>
             <w:r>
@@ -936,7 +692,7 @@
         </w:tc>
         <w:tc>
           <w:tcPr>
-            <w:tcW w:type="dxa" w:w="3120"/>
+            <w:tcW w:type="dxa" w:w="4680"/>
           </w:tcPr>
           <w:p>
             <w:r>
@@ -944,21 +700,11 @@
             </w:r>
           </w:p>
         </w:tc>
-        <w:tc>
-          <w:tcPr>
-            <w:tcW w:type="dxa" w:w="3120"/>
-          </w:tcPr>
-          <w:p>
-            <w:r>
-              <w:t>Hard exclusion</w:t>
-            </w:r>
-          </w:p>
-        </w:tc>
       </w:tr>
       <w:tr>
         <w:tc>
           <w:tcPr>
-            <w:tcW w:type="dxa" w:w="3120"/>
+            <w:tcW w:type="dxa" w:w="4680"/>
           </w:tcPr>
           <w:p>
             <w:r>
@@ -968,7 +714,7 @@
         </w:tc>
         <w:tc>
           <w:tcPr>
-            <w:tcW w:type="dxa" w:w="3120"/>
+            <w:tcW w:type="dxa" w:w="4680"/>
           </w:tcPr>
           <w:p>
             <w:r>
@@ -976,21 +722,11 @@
             </w:r>
           </w:p>
         </w:tc>
-        <w:tc>
-          <w:tcPr>
-            <w:tcW w:type="dxa" w:w="3120"/>
-          </w:tcPr>
-          <w:p>
-            <w:r>
-              <w:t>Hard exclusion</w:t>
-            </w:r>
-          </w:p>
-        </w:tc>
       </w:tr>
       <w:tr>
         <w:tc>
           <w:tcPr>
-            <w:tcW w:type="dxa" w:w="3120"/>
+            <w:tcW w:type="dxa" w:w="4680"/>
           </w:tcPr>
           <w:p>
             <w:r>
@@ -1000,7 +736,7 @@
         </w:tc>
         <w:tc>
           <w:tcPr>
-            <w:tcW w:type="dxa" w:w="3120"/>
+            <w:tcW w:type="dxa" w:w="4680"/>
           </w:tcPr>
           <w:p>
             <w:r>
@@ -1008,21 +744,11 @@
             </w:r>
           </w:p>
         </w:tc>
-        <w:tc>
-          <w:tcPr>
-            <w:tcW w:type="dxa" w:w="3120"/>
-          </w:tcPr>
-          <w:p>
-            <w:r>
-              <w:t>Hard exclusion</w:t>
-            </w:r>
-          </w:p>
-        </w:tc>
       </w:tr>
       <w:tr>
         <w:tc>
           <w:tcPr>
-            <w:tcW w:type="dxa" w:w="3120"/>
+            <w:tcW w:type="dxa" w:w="4680"/>
           </w:tcPr>
           <w:p>
             <w:r>
@@ -1032,7 +758,7 @@
         </w:tc>
         <w:tc>
           <w:tcPr>
-            <w:tcW w:type="dxa" w:w="3120"/>
+            <w:tcW w:type="dxa" w:w="4680"/>
           </w:tcPr>
           <w:p>
             <w:r>
@@ -1040,21 +766,11 @@
             </w:r>
           </w:p>
         </w:tc>
-        <w:tc>
-          <w:tcPr>
-            <w:tcW w:type="dxa" w:w="3120"/>
-          </w:tcPr>
-          <w:p>
-            <w:r>
-              <w:t>Hard exclusion</w:t>
-            </w:r>
-          </w:p>
-        </w:tc>
       </w:tr>
       <w:tr>
         <w:tc>
           <w:tcPr>
-            <w:tcW w:type="dxa" w:w="3120"/>
+            <w:tcW w:type="dxa" w:w="4680"/>
           </w:tcPr>
           <w:p>
             <w:r>
@@ -1064,21 +780,11 @@
         </w:tc>
         <w:tc>
           <w:tcPr>
-            <w:tcW w:type="dxa" w:w="3120"/>
+            <w:tcW w:type="dxa" w:w="4680"/>
           </w:tcPr>
           <w:p>
             <w:r>
               <w:t>Non-domestic (non-U.S.) Entity</w:t>
-            </w:r>
-          </w:p>
-        </w:tc>
-        <w:tc>
-          <w:tcPr>
-            <w:tcW w:type="dxa" w:w="3120"/>
-          </w:tcPr>
-          <w:p>
-            <w:r>
-              <w:t>Hard exclusion</w:t>
             </w:r>
           </w:p>
         </w:tc>
@@ -1169,7 +875,7 @@
           <w:b w:val="0"/>
           <w:i w:val="0"/>
         </w:rPr>
-        <w:t>Why X is soft (v2 change). Code X = 'Other' is the noisiest tag in the SF-424 vocabulary. Unlike Q (for-profit), A (state government), or N (non-501(c)(3) nonprofit), the X tag does not contradict 501(c)(3) status — it simply records that an agency typed 'Other' alongside M, usually because the agency lacked a more specific code. Real-data testing on FY24 (5.2M transactions) found that the v1 strict rule (treating X as a hard exclusion) wrongly disqualified ~3,663 recipients including ALIVIO MEDICAL CENTER, CHRISTUS SANTA ROSA HEALTH CARE CORPORATION, and EMMA PENDLETON BRADLEY HOSPITAL — all verified 501(c)(3) entities under their canonical legal name. v2 tolerates the M+X combination while keeping all other exclusions intact, recovering ~25% of the in-scope set in FY24 (14,838 → 18,501) without admitting any of the genuine non-501(c)(3) recipients caught by the hard-exclusion checks.</w:t>
+        <w:t>Why X is soft. Code X = 'Other' is the noisiest tag in the SF-424 vocabulary. Unlike Q (for-profit), A (state government), or N (non-501(c)(3) nonprofit), the X tag does not contradict 501(c)(3) status — it simply records that an agency typed 'Other' alongside M, usually because the agency lacked a more specific code. Real-data testing on FY24 (5.2M transactions) found that treating X as a hard exclusion wrongly disqualified ~3,663 recipients including ALIVIO MEDICAL CENTER, CHRISTUS SANTA ROSA HEALTH CARE CORPORATION, and EMMA PENDLETON BRADLEY HOSPITAL — all verified 501(c)(3) entities under their canonical legal name. Treating X as soft recovers ~25% of the in-scope set in FY24 (14,838 → 18,501) without admitting any of the genuine non-501(c)(3) recipients caught by the hard-exclusion checks.</w:t>
       </w:r>
     </w:p>
     <w:p>
@@ -1178,7 +884,7 @@
           <w:b w:val="0"/>
           <w:i w:val="0"/>
         </w:rPr>
-        <w:t>Recipient grain. The rule is applied at the recipient level (distinct UEI), not the transaction level. A recipient’s business-types set is the union across every transaction the recipient appears on within the FY22–FY25 window. This handles agencies that under-tag: if Agency A reports the recipient as 'M' on one transaction and Agency B reports the same recipient as 'M, X' on another, the union is 'M, X' and the recipient is ineligible.</w:t>
+        <w:t>Recipient grain. The rule is applied at the recipient level (distinct UEI), not the transaction level. A recipient's business-types set is the union across every transaction the recipient appears on within the FY22–FY25 window. This handles agencies that under-tag: if Agency A reports the recipient as 'M' on one transaction and Agency B reports the same recipient as 'M, X' on another, the union is {M, X} and the recipient is in scope (X is soft); but if Agency B reports 'M, Q' the union is {M, Q} and the recipient is excluded (Q is hard).</w:t>
       </w:r>
     </w:p>
     <w:p>
@@ -1219,7 +925,7 @@
         <w:pStyle w:val="ListBullet"/>
       </w:pPr>
       <w:r>
-        <w:t>Outlay reporting lag: FY25 outlays are reported as a floor; sensitivity row showing FY24 reported one year ago vs. today is included as a calibration.</w:t>
+        <w:t>Outlay reporting lag: FY25 outlays are reported as a floor; a sensitivity row showing the FY24 outlay reported one year ago vs. today is included as a calibration of expected lag.</w:t>
       </w:r>
     </w:p>
     <w:p>
@@ -1236,7 +942,7 @@
           <w:b w:val="0"/>
           <w:i w:val="0"/>
         </w:rPr>
-        <w:t>Phase 1 retains the four-panel structure (Topline_Core, Educational, Hospital, International) and the priority hierarchy (International &gt; Hospital &gt; Educational &gt; Core) from the full methodology. Because USAspending business_types_code already excludes all institutions of higher education from the in-scope set (codes H, O, T, U), and provides no direct hospital tag, the Educational and Hospital panels rely on heuristic identification rules described below.</w:t>
+        <w:t>Each transaction is assigned to exactly one of four panels using the priority hierarchy below. Educational and Hospital panels rely on heuristic identification rules because USAspending business_types_code does not include direct hospital or non-IHE-educational tags, and all institutions of higher education are removed from the in-scope set by the M-with-exclusions rule (codes H, O, T, U, S, V, G).</w:t>
       </w:r>
     </w:p>
     <w:p>
@@ -1252,7 +958,7 @@
         <w:pStyle w:val="ListNumber"/>
       </w:pPr>
       <w:r>
-        <w:t>International programs — transaction-level (place of performance, funding agency, or assistance listing). Same rules as full methodology Section 4.4, less the NTEE Q-series rule.</w:t>
+        <w:t>International programs — transaction-level (place of performance, funding agency, or assistance listing).</w:t>
       </w:r>
     </w:p>
     <w:p>
@@ -1268,7 +974,7 @@
         <w:pStyle w:val="ListNumber"/>
       </w:pPr>
       <w:r>
-        <w:t>Educational institutions — narrow heuristic identification. Applied only if the transaction is neither International nor Hospital.</w:t>
+        <w:t>Educational institutions — heuristic identification at the recipient level. Applied only if the transaction is neither International nor Hospital.</w:t>
       </w:r>
     </w:p>
     <w:p>
@@ -1285,7 +991,7 @@
           <w:b w:val="0"/>
           <w:i w:val="0"/>
         </w:rPr>
-        <w:t>The hierarchy is configurable in the run manifest; the default is above. Users who prefer recipient-only-type classification can re-run with the alternate hierarchy.</w:t>
+        <w:t>The hierarchy is configurable in the run manifest; the default is above. Users who prefer recipient-only-type classification can re-run with the alternate hierarchy in the manifest.</w:t>
       </w:r>
     </w:p>
     <w:p>
@@ -1293,7 +999,7 @@
         <w:pStyle w:val="Heading2"/>
       </w:pPr>
       <w:r>
-        <w:t>4.2 International (Panel C)</w:t>
+        <w:t>4.2 International programs (Panel C)</w:t>
       </w:r>
     </w:p>
     <w:p>
@@ -1318,7 +1024,7 @@
         <w:pStyle w:val="ListBullet"/>
       </w:pPr>
       <w:r>
-        <w:t>awarding_sub_agency in the curated international set: USAID (all bureaus), Department of State (PRM, INL, DRL, EUR, AF, NEA, EAP, WHA, SCA, ISN, OES, J/TIP, CT, GEC), Millennium Challenge Corporation, Inter-American Foundation, U.S. African Development Foundation, U.S. Institute of Peace, U.S. Agency for Global Media, Peace Corps, U.S. Trade and Development Agency, Development Finance Corporation.</w:t>
+        <w:t>awarding_sub_agency in the curated international set: USAID (all bureaus), Department of State (PRM, INL, DRL, EUR, AF, NEA, EAP, WHA, SCA, ISN, OES, J/TIP, CT, GEC), Millennium Challenge Corporation, Inter-American Foundation, U.S. African Development Foundation, U.S. Institute of Peace, U.S. Agency for Global Media, Peace Corps, U.S. Trade and Development Agency, U.S. International Development Finance Corporation.</w:t>
       </w:r>
     </w:p>
     <w:p>
@@ -1335,16 +1041,15 @@
           <w:b w:val="0"/>
           <w:i w:val="0"/>
         </w:rPr>
-        <w:t>The full methodology’s NTEE Q-series rule is dropped (no NTEE access in Phase 1). Limitation: an international NGO receiving a domestically-listed transaction will not be flagged international. This is accepted as a documented Phase 1 trade-off; the full methodology should be used when this distinction matters.</w:t>
+        <w:t>Sub-cuts within Panel C:</w:t>
       </w:r>
     </w:p>
     <w:p>
+      <w:pPr>
+        <w:pStyle w:val="ListBullet"/>
+      </w:pPr>
       <w:r>
-        <w:rPr>
-          <w:b w:val="0"/>
-          <w:i w:val="0"/>
-        </w:rPr>
-        <w:t>Sub-cuts within Panel C (same as full methodology):</w:t>
+        <w:t>humanitarian (USAID Bureau for Humanitarian Assistance, State PRM, OFDA-successor)</w:t>
       </w:r>
     </w:p>
     <w:p>
@@ -1352,7 +1057,7 @@
         <w:pStyle w:val="ListBullet"/>
       </w:pPr>
       <w:r>
-        <w:t>humanitarian (BHA, PRM, OFDA-successor)</w:t>
+        <w:t>global health (PEPFAR, PMI, Global Fund, USAID Bureau for Global Health, CDC global health programs)</w:t>
       </w:r>
     </w:p>
     <w:p>
@@ -1360,7 +1065,7 @@
         <w:pStyle w:val="ListBullet"/>
       </w:pPr>
       <w:r>
-        <w:t>global health (PEPFAR, PMI, Global Fund, USAID Bureau for Global Health)</w:t>
+        <w:t>economic / governance / democracy (USAID DCHA-successor, State DRL, MCC, IAF, ADF, USTDA)</w:t>
       </w:r>
     </w:p>
     <w:p>
@@ -1368,7 +1073,7 @@
         <w:pStyle w:val="ListBullet"/>
       </w:pPr>
       <w:r>
-        <w:t>economic / governance / democracy (USAID DCHA-successor, State DRL, MCC)</w:t>
+        <w:t>security / counter-narcotics (State INL, CT, ISN)</w:t>
       </w:r>
     </w:p>
     <w:p>
@@ -1376,15 +1081,7 @@
         <w:pStyle w:val="ListBullet"/>
       </w:pPr>
       <w:r>
-        <w:t>security / counter-narcotics (State INL, PM)</w:t>
-      </w:r>
-    </w:p>
-    <w:p>
-      <w:pPr>
-        <w:pStyle w:val="ListBullet"/>
-      </w:pPr>
-      <w:r>
-        <w:t>education-and-research (USAID, State ECA)</w:t>
+        <w:t>education-and-research (State ECA)</w:t>
       </w:r>
     </w:p>
     <w:p>
@@ -1401,7 +1098,7 @@
           <w:b w:val="0"/>
           <w:i w:val="0"/>
         </w:rPr>
-        <w:t>U.S. vs foreign prime recipient: same split as the full methodology — based on recipient_state_code presence (US two-letter state code implies U.S. prime, otherwise foreign prime).</w:t>
+        <w:t>U.S. vs. foreign prime recipient: Panel C is reported with a U.S.-prime vs. foreign-prime split based on the presence of a U.S. two-letter state code on the recipient record. Sub-awards from U.S. primes to foreign secondary recipients are not analyzed — sub-award (FFATA) data is out of scope.</w:t>
       </w:r>
     </w:p>
     <w:p>
@@ -1426,7 +1123,7 @@
         <w:pStyle w:val="ListBullet"/>
       </w:pPr>
       <w:r>
-        <w:t>Recipient name regex match (case-insensitive, applied to the canonical-normalized recipient name): \b(hospital|medical center|health system|cancer center|childrens hospital|academic medical center|teaching hospital)\b. Pattern set is version-pinned in reference_lists/hospital_name_patterns.yaml.</w:t>
+        <w:t>Recipient name regex match (case-insensitive, applied to the canonical-normalized recipient name): \b(hospital|medical center|health system|cancer center|childrens? hospital|academic medical center|teaching hospital)\b. Pattern set is version-pinned in reference_lists/hospital_name_patterns.yaml.</w:t>
       </w:r>
     </w:p>
     <w:p>
@@ -1459,7 +1156,7 @@
         <w:pStyle w:val="ListBullet"/>
       </w:pPr>
       <w:r>
-        <w:t>general / specialty hospital (name-flag without HRSA/listing flag)</w:t>
+        <w:t>fqhc_clinic (HRSA + curated listing flag)</w:t>
       </w:r>
     </w:p>
     <w:p>
@@ -1467,7 +1164,7 @@
         <w:pStyle w:val="ListBullet"/>
       </w:pPr>
       <w:r>
-        <w:t>FQHC / community clinic (HRSA + listing flag)</w:t>
+        <w:t>research_hospital (NIH listing flag + name flag)</w:t>
       </w:r>
     </w:p>
     <w:p>
@@ -1475,7 +1172,7 @@
         <w:pStyle w:val="ListBullet"/>
       </w:pPr>
       <w:r>
-        <w:t>research hospital (NIH listing flag)</w:t>
+        <w:t>general_or_specialty (name-flagged without HRSA/research)</w:t>
       </w:r>
     </w:p>
     <w:p>
@@ -1483,7 +1180,15 @@
         <w:pStyle w:val="ListBullet"/>
       </w:pPr>
       <w:r>
-        <w:t>other primary care (residual)</w:t>
+        <w:t>other_hospital_grant (curated hospital-grant listing)</w:t>
+      </w:r>
+    </w:p>
+    <w:p>
+      <w:pPr>
+        <w:pStyle w:val="ListBullet"/>
+      </w:pPr>
+      <w:r>
+        <w:t>other_hospital (name flag with no other corroborating signal)</w:t>
       </w:r>
     </w:p>
     <w:p>
@@ -1492,7 +1197,40 @@
           <w:b w:val="0"/>
           <w:i w:val="0"/>
         </w:rPr>
-        <w:t>Methodology weakness: name-based heuristics over-include orgs whose names contain 'Hospital' or 'Medical Center' but are something else (fundraising affiliates, advocacy groups). Mandatory mitigation: 200-row random-sample manual precision audit (Section 8.2), target precision &gt;= 90%. Reviewer log is part of the run manifest and enumerates boundary cases.</w:t>
+        <w:t>Exclusions (vetoes that override a positive name match):</w:t>
+      </w:r>
+    </w:p>
+    <w:p>
+      <w:pPr>
+        <w:pStyle w:val="ListBullet"/>
+      </w:pPr>
+      <w:r>
+        <w:t>\bhospital foundation\b — fundraising affiliate, not the hospital itself</w:t>
+      </w:r>
+    </w:p>
+    <w:p>
+      <w:pPr>
+        <w:pStyle w:val="ListBullet"/>
+      </w:pPr>
+      <w:r>
+        <w:t>\bhospital association\b — advocacy or trade body</w:t>
+      </w:r>
+    </w:p>
+    <w:p>
+      <w:pPr>
+        <w:pStyle w:val="ListBullet"/>
+      </w:pPr>
+      <w:r>
+        <w:t>\bhospital auxiliary\b — volunteer auxiliary</w:t>
+      </w:r>
+    </w:p>
+    <w:p>
+      <w:r>
+        <w:rPr>
+          <w:b w:val="0"/>
+          <w:i w:val="0"/>
+        </w:rPr>
+        <w:t>Methodology weakness: name-based heuristics over-include orgs whose names contain 'Hospital' or 'Medical Center' but are something else (advocacy groups, professional associations, fundraising affiliates). The curated exclusion list catches the common cases but is not exhaustive. Mandatory mitigation: 200-row random-sample manual precision audit (Section 4.7), target precision &gt;= 90%. Reviewer log is part of the run manifest and enumerates boundary cases.</w:t>
       </w:r>
     </w:p>
     <w:p>
@@ -1509,7 +1247,7 @@
           <w:b w:val="0"/>
           <w:i w:val="0"/>
         </w:rPr>
-        <w:t>Most educational institutions are already removed from the in-scope set by the M-with-exclusions rule (codes H, O, T, U, S, V; G is also excluded). The only educational organizations that remain are 501(c)(3) nonprofits whose primary mission is educational but who do not register as institutions of higher education. The Educational panel is therefore narrow by construction.</w:t>
+        <w:t>All institutions of higher education are removed from the in-scope set by the M-with-exclusions rule (codes H, O, T, U, S, V are hard exclusions; G excludes K-12 public school districts). The Educational panel therefore reports only 501(c)(3) nonprofits whose mission is educational but who do not register as institutions of higher education — charter school networks, education foundations, research-only nonprofits funded by federal research agencies. The panel is narrow by construction.</w:t>
       </w:r>
     </w:p>
     <w:p>
@@ -1543,7 +1281,31 @@
           <w:b w:val="0"/>
           <w:i w:val="0"/>
         </w:rPr>
-        <w:t>Sub-cuts within Panel A: collapsed relative to the full methodology — only one figure per FY (Educational total), with optional sub-cut by name-flag pattern. The full methodology’s public/private 4-yr/2-yr breakdown requires IPEDS and is not available.</w:t>
+        <w:t>Exclusions (vetoes that override a positive name match):</w:t>
+      </w:r>
+    </w:p>
+    <w:p>
+      <w:pPr>
+        <w:pStyle w:val="ListBullet"/>
+      </w:pPr>
+      <w:r>
+        <w:t>\bculinary academy\b — vocational, not academic</w:t>
+      </w:r>
+    </w:p>
+    <w:p>
+      <w:pPr>
+        <w:pStyle w:val="ListBullet"/>
+      </w:pPr>
+      <w:r>
+        <w:t>\bmilitary academy\b — military training, not 501(c)(3) education</w:t>
+      </w:r>
+    </w:p>
+    <w:p>
+      <w:pPr>
+        <w:pStyle w:val="ListBullet"/>
+      </w:pPr>
+      <w:r>
+        <w:t>\bdance academy\b — vocational arts</w:t>
       </w:r>
     </w:p>
     <w:p>
@@ -1552,7 +1314,16 @@
           <w:b w:val="0"/>
           <w:i w:val="0"/>
         </w:rPr>
-        <w:t>Methodology weakness: many true 501(c)(3) educational nonprofits will not match these patterns; many non-educational orgs (e.g., trade associations with 'Institute' in the name) will. Same precision-audit mitigation as Hospital (200-row random sample, target precision &gt;= 90%, reviewer log retained).</w:t>
+        <w:t>Methodology weakness: many true 501(c)(3) educational nonprofits will not match these patterns; many non-educational orgs (e.g., trade associations with 'Institute' in the name) might. Same precision-audit mitigation as Hospital: 200-row random sample, target precision &gt;= 90%, reviewer log retained.</w:t>
+      </w:r>
+    </w:p>
+    <w:p>
+      <w:r>
+        <w:rPr>
+          <w:b w:val="0"/>
+          <w:i w:val="0"/>
+        </w:rPr>
+        <w:t>Sub-cuts within Panel A: education_org (name-pattern flag), research_nonprofit (research-pattern + research agency flag).</w:t>
       </w:r>
     </w:p>
     <w:p>
@@ -1569,7 +1340,7 @@
           <w:b w:val="0"/>
           <w:i w:val="0"/>
         </w:rPr>
-        <w:t>Residual after the three carve-outs above. This is the headline number quoted in any Phase 1 summary.</w:t>
+        <w:t>Residual after the three carve-outs above. This is the headline 501(c)(3) figure.</w:t>
       </w:r>
     </w:p>
     <w:p>
@@ -1586,7 +1357,7 @@
           <w:b w:val="0"/>
           <w:i w:val="0"/>
         </w:rPr>
-        <w:t>Every reference list is stored under reference_lists/ as version-pinned YAML and the combined SHA-256 is recorded in the run manifest. The list of files used by Phase 1:</w:t>
+        <w:t>Every reference list is stored under reference_lists/ as version-pinned YAML and the combined SHA-256 is recorded in the run manifest. Reference files used:</w:t>
       </w:r>
     </w:p>
     <w:p>
@@ -1594,7 +1365,7 @@
         <w:pStyle w:val="ListBullet"/>
       </w:pPr>
       <w:r>
-        <w:t>business_types_lightweight.yaml — the M-required tag and the exclusion list.</w:t>
+        <w:t>business_types_lightweight.yaml — the M-required tag, hard-exclusion list, and soft-codes list.</w:t>
       </w:r>
     </w:p>
     <w:p>
@@ -1602,7 +1373,7 @@
         <w:pStyle w:val="ListBullet"/>
       </w:pPr>
       <w:r>
-        <w:t>intl_subagencies.yaml — same as full methodology.</w:t>
+        <w:t>intl_subagencies.yaml — international awarding sub-agencies (Section 4.2).</w:t>
       </w:r>
     </w:p>
     <w:p>
@@ -1610,7 +1381,7 @@
         <w:pStyle w:val="ListBullet"/>
       </w:pPr>
       <w:r>
-        <w:t>intl_listings.yaml — same as full methodology.</w:t>
+        <w:t>intl_listings.yaml — international assistance-listing prefixes and explicit set (Section 4.2).</w:t>
       </w:r>
     </w:p>
     <w:p>
@@ -1618,7 +1389,7 @@
         <w:pStyle w:val="ListBullet"/>
       </w:pPr>
       <w:r>
-        <w:t>intl_subcategory_rules.yaml — same as full methodology.</w:t>
+        <w:t>intl_subcategory_rules.yaml — sub-cut keywords for the six International sub-categories.</w:t>
       </w:r>
     </w:p>
     <w:p>
@@ -1626,7 +1397,7 @@
         <w:pStyle w:val="ListBullet"/>
       </w:pPr>
       <w:r>
-        <w:t>hospital_listings.yaml — curated assistance-listing set for the Hospital flag.</w:t>
+        <w:t>hospital_listings.yaml — curated assistance-listing set for the Hospital flag (FQHC, research, general).</w:t>
       </w:r>
     </w:p>
     <w:p>
@@ -1634,7 +1405,7 @@
         <w:pStyle w:val="ListBullet"/>
       </w:pPr>
       <w:r>
-        <w:t>hospital_name_patterns.yaml — regex patterns for hospital name detection.</w:t>
+        <w:t>hospital_name_patterns.yaml — regex patterns and exclusions for hospital name detection.</w:t>
       </w:r>
     </w:p>
     <w:p>
@@ -1642,7 +1413,7 @@
         <w:pStyle w:val="ListBullet"/>
       </w:pPr>
       <w:r>
-        <w:t>educational_name_patterns.yaml — regex patterns for educational name detection.</w:t>
+        <w:t>educational_name_patterns.yaml — regex patterns and exclusions for educational name detection.</w:t>
       </w:r>
     </w:p>
     <w:p>
@@ -1650,7 +1421,7 @@
         <w:pStyle w:val="ListBullet"/>
       </w:pPr>
       <w:r>
-        <w:t>covid_programs.yaml — same as full methodology.</w:t>
+        <w:t>covid_programs.yaml — COVID-era assistance listings used by the robustness exclusion.</w:t>
       </w:r>
     </w:p>
     <w:p>
@@ -1675,7 +1446,7 @@
         <w:pStyle w:val="ListNumber"/>
       </w:pPr>
       <w:r>
-        <w:t>Top 50 recipients in each of the four panels, ranked by total FY22–FY25 obligated dollars, are reviewed by hand against IRS Tax-Exempt Organization Search and the recipient’s website to confirm the M tag is correct and the panel assignment is plausible. Reviewer notes for the top 25 boundary cases.</w:t>
+        <w:t>Top 50 recipients in each of the four panels, ranked by total FY22–FY25 obligated dollars, are reviewed by hand against IRS Tax-Exempt Organization Search and the recipient's website to confirm the M tag is correct and the panel assignment is plausible. Reviewer notes for the top 25 boundary cases.</w:t>
       </w:r>
     </w:p>
     <w:p>
@@ -1692,7 +1463,7 @@
           <w:b w:val="0"/>
           <w:i w:val="0"/>
         </w:rPr>
-        <w:t>Reviewer log is part of the run manifest.</w:t>
+        <w:t>The reviewer log is part of the run manifest.</w:t>
       </w:r>
     </w:p>
     <w:p>
@@ -1704,15 +1475,6 @@
       </w:r>
     </w:p>
     <w:p>
-      <w:r>
-        <w:rPr>
-          <w:b w:val="0"/>
-          <w:i w:val="0"/>
-        </w:rPr>
-        <w:t>The identification step is the analog of Section 5 in the full methodology, simplified because no fuzzy matching or external-source join is required.</w:t>
-      </w:r>
-    </w:p>
-    <w:p>
       <w:pPr>
         <w:pStyle w:val="Heading2"/>
       </w:pPr>
@@ -1757,7 +1519,7 @@
         <w:pStyle w:val="ListNumber"/>
       </w:pPr>
       <w:r>
-        <w:t>Apply the M-with-exclusions rule: include UEI iff 'M' ∈ codes AND codes ∩ exclusion_list = ∅.</w:t>
+        <w:t>Apply the M-with-exclusions rule: include UEI iff 'M' is in the union AND the union has no intersection with the hard-exclusion list (soft codes are tolerated).</w:t>
       </w:r>
     </w:p>
     <w:p>
@@ -1789,7 +1551,7 @@
         <w:pStyle w:val="ListBullet"/>
       </w:pPr>
       <w:r>
-        <w:t>Co-tag distribution: among M-tagged in-scope recipients, what other tags co-occur (E, K, none) and at what dollar share.</w:t>
+        <w:t>Co-tag distribution: among M-tagged in-scope recipients, what other tags co-occur (E, K, X, none) and at what dollar share.</w:t>
       </w:r>
     </w:p>
     <w:p>
@@ -1806,6 +1568,14 @@
       </w:pPr>
       <w:r>
         <w:t>Year-to-year stability: how many in-scope UEIs persist across FYs vs. churn in/out (a signal of M-tagging consistency).</w:t>
+      </w:r>
+    </w:p>
+    <w:p>
+      <w:pPr>
+        <w:pStyle w:val="ListBullet"/>
+      </w:pPr>
+      <w:r>
+        <w:t>Top-50-per-panel and 200-row precision audits per Section 4.7.</w:t>
       </w:r>
     </w:p>
     <w:p>
@@ -1830,7 +1600,7 @@
           <w:b w:val="0"/>
           <w:i w:val="0"/>
         </w:rPr>
-        <w:t>federal_action_obligation summed by FY × dimension. Positive (new obligation, modification adding funds) and negative (de-obligation) are reported separately so users can distinguish gross outflow from net commitment. De-obligations are not netted out of the headline.</w:t>
+        <w:t>federal_action_obligation summed by FY × dimension. Positive (new obligation, modification adding funds) and negative (de-obligation) values are reported separately so users can distinguish gross outflow from net commitment. De-obligations are not netted out of the headline.</w:t>
       </w:r>
     </w:p>
     <w:p>
@@ -1847,7 +1617,16 @@
           <w:b w:val="0"/>
           <w:i w:val="0"/>
         </w:rPr>
-        <w:t>total_outlayed_amount_for_overall_award is the cumulative outlay reported by the awarding agency for the full life of the prime award. Allocated to the FY of the award’s earliest action_date (award-vintage FY), identical to the full methodology. Parallel cut by FY of latest reported outlay where the data permit.</w:t>
+        <w:t>total_outlayed_amount_for_overall_award is the cumulative outlay reported by the awarding agency for the full life of the prime award. Allocated to the FY of the award's earliest action_date (award-vintage FY). A parallel cut by FY of latest reported outlay is included where the data permit.</w:t>
+      </w:r>
+    </w:p>
+    <w:p>
+      <w:r>
+        <w:rPr>
+          <w:b w:val="0"/>
+          <w:i w:val="0"/>
+        </w:rPr>
+        <w:t>Reporting lag. File C submissions for FY25 will continue to update for several quarters after Sep 30, 2025. The headline outlay table explicitly shows 'as-of' dates by FY and includes a sensitivity row showing the FY24 outlay number reported one year ago vs. today as a calibration of expected lag.</w:t>
       </w:r>
     </w:p>
     <w:p>
@@ -1912,7 +1691,7 @@
           <w:b w:val="0"/>
           <w:i w:val="0"/>
         </w:rPr>
-        <w:t>Same as full methodology: all multi-year comparisons reported in both nominal and FY 2025 real dollars. Default deflator is CPI-U (annual average); a sensitivity using the GDP price deflator is included in an appendix.</w:t>
+        <w:t>All multi-year comparisons are reported in both nominal and FY 2025 real dollars. The default deflator is CPI-U (annual average); a sensitivity using the GDP price deflator is included in an appendix.</w:t>
       </w:r>
     </w:p>
     <w:p>
@@ -1921,15 +1700,6 @@
       </w:pPr>
       <w:r>
         <w:t>7. Comparative Analysis Plan</w:t>
-      </w:r>
-    </w:p>
-    <w:p>
-      <w:r>
-        <w:rPr>
-          <w:b w:val="0"/>
-          <w:i w:val="0"/>
-        </w:rPr>
-        <w:t>Same exhibit set as the full methodology, with three modifications specific to the lightweight context:</w:t>
       </w:r>
     </w:p>
     <w:p>
@@ -1946,7 +1716,7 @@
           <w:b w:val="0"/>
           <w:i w:val="0"/>
         </w:rPr>
-        <w:t>Run separately for Topline_Core, Educational, Hospital, International:</w:t>
+        <w:t>Run separately for Topline_Core, Educational, Hospital, and International:</w:t>
       </w:r>
     </w:p>
     <w:tbl>
@@ -2338,7 +2108,7 @@
           </w:tcPr>
           <w:p>
             <w:r>
-              <w:t>Educational sub-categories — collapsed</w:t>
+              <w:t>Educational sub-categories</w:t>
             </w:r>
           </w:p>
         </w:tc>
@@ -2348,7 +2118,7 @@
           </w:tcPr>
           <w:p>
             <w:r>
-              <w:t>FY × Educational total only (no public/private 4-yr/2-yr split; IPEDS not available)</w:t>
+              <w:t>FY × (education_org / research_nonprofit)</w:t>
             </w:r>
           </w:p>
         </w:tc>
@@ -2380,7 +2150,7 @@
           </w:tcPr>
           <w:p>
             <w:r>
-              <w:t>FY × (general/specialty name-flag, FQHC, research, other)</w:t>
+              <w:t>FY × (general/specialty, FQHC, research, other)</w:t>
             </w:r>
           </w:p>
         </w:tc>
@@ -2536,7 +2306,7 @@
           <w:b w:val="0"/>
           <w:i w:val="0"/>
         </w:rPr>
-        <w:t>Same shift-share style attribution as the full methodology: change in within-program obligations, change in program mix, residual interaction term. Decomposition performed at the agency-program level.</w:t>
+        <w:t>The total change between FY22 and FY25 is decomposed using a shift-share style attribution: change in within-program obligations, change in program mix, and a residual interaction term. Decomposition is performed at the agency-program level so that, for example, a fall in HHS/93.575 obligations can be distinguished from a rise in HUD/14.218.</w:t>
       </w:r>
     </w:p>
     <w:p>
@@ -2552,7 +2322,7 @@
         <w:pStyle w:val="ListBullet"/>
       </w:pPr>
       <w:r>
-        <w:t>business_types_code is agency-reported and inconsistently applied. The original full-methodology document calls this out as the reason BMF was used. Phase 1 explicitly accepts the agency-reported tag; the reader needs to know.</w:t>
+        <w:t>business_types_code is agency-reported and inconsistently applied. Agencies sometimes type 'Other' (X) when a more specific code applies, sometimes leave the field blank, and sometimes type a code that contradicts the recipient's actual legal status. The recipient-grain union rule and the soft-X tolerance handle the most common patterns but cannot fix systematic agency under-tagging.</w:t>
       </w:r>
     </w:p>
     <w:p>
@@ -2560,7 +2330,7 @@
         <w:pStyle w:val="ListBullet"/>
       </w:pPr>
       <w:r>
-        <w:t>No point-in-time 501(c)(3) status verification. A recipient whose 501(c)(3) status was revoked during the window is not detected.</w:t>
+        <w:t>No point-in-time 501(c)(3) status verification. A recipient whose 501(c)(3) status was revoked during the window is not detected; the M tag persists in USAspending data even after revocation.</w:t>
       </w:r>
     </w:p>
     <w:p>
@@ -2568,7 +2338,7 @@
         <w:pStyle w:val="ListBullet"/>
       </w:pPr>
       <w:r>
-        <w:t>No public-charity vs. private-foundation split. BMF FOUNDATION 10–18 vs. 02–04 is not accessible.</w:t>
+        <w:t>No public-charity vs. private-foundation split.</w:t>
       </w:r>
     </w:p>
     <w:p>
@@ -2576,7 +2346,7 @@
         <w:pStyle w:val="ListBullet"/>
       </w:pPr>
       <w:r>
-        <w:t>No parent-child rollup beyond what USAspending’s recipient_profile already provides. Mergers, name changes, and fission events that span the FY22–FY25 window will appear as separate recipients.</w:t>
+        <w:t>No parent-child rollup beyond what USAspending's recipient_profile already provides. Mergers, name changes, and fission events that span the FY22–FY25 window will appear as separate recipients.</w:t>
       </w:r>
     </w:p>
     <w:p>
@@ -2600,7 +2370,7 @@
         <w:pStyle w:val="ListBullet"/>
       </w:pPr>
       <w:r>
-        <w:t>Educational and Hospital panels rest on regex / curated-listing heuristics. Mandatory 200-row precision audit (Section 4.7).</w:t>
+        <w:t>Educational and Hospital panels rest on regex / curated-listing heuristics. The 200-row precision audit (Section 4.7) is mandatory before quoting either panel's headline number.</w:t>
       </w:r>
     </w:p>
     <w:p>
@@ -2608,15 +2378,7 @@
         <w:pStyle w:val="ListBullet"/>
       </w:pPr>
       <w:r>
-        <w:t>International panel drops the NTEE Q-series rule. International NGOs receiving a domestically-listed transaction are not flagged.</w:t>
-      </w:r>
-    </w:p>
-    <w:p>
-      <w:pPr>
-        <w:pStyle w:val="ListBullet"/>
-      </w:pPr>
-      <w:r>
-        <w:t>Phase 1 is a directional Phase 1 estimate. The full BMF-backed methodology is the authoritative answer when available.</w:t>
+        <w:t>International panel uses transaction-level signals (place of performance, awarding sub-agency, assistance listing). International NGOs receiving domestically-listed transactions are not flagged international.</w:t>
       </w:r>
     </w:p>
     <w:p>
@@ -2743,7 +2505,7 @@
           <w:b w:val="0"/>
           <w:i w:val="0"/>
         </w:rPr>
-        <w:t>Use the Award Data Archive path. Per-agency Assistance Full zips are fetched from files.usaspending.gov/award_data_archive/, deduplicated to the latest snapshot per (FY, agency), downloaded in parallel, and extracted to per-FY transactions parquet files under /interim. No IRS BMF, no SAM, no IPEDS / AHA / HRSA acquisition steps.</w:t>
+        <w:t>Per-agency Assistance Full zips are fetched from files.usaspending.gov/award_data_archive/, deduplicated to the latest snapshot per (FY, agency), downloaded in parallel, and extracted to per-FY transactions parquet files under /interim.</w:t>
       </w:r>
     </w:p>
     <w:p>
@@ -2760,7 +2522,7 @@
           <w:b w:val="0"/>
           <w:i w:val="0"/>
         </w:rPr>
-        <w:t>New module (no analog in full methodology). Loads the deduped recipient list, applies the M-with-exclusions rule, persists processed/recipient_filter.parquet with one row per UEI containing (uei, name, state, business_types_set, in_scope, exclusion_reason).</w:t>
+        <w:t>Load the deduped recipient list, apply the M-with-exclusions rule per Section 5.2, and persist processed/recipient_filter.parquet with one row per UEI containing (uei, name, state, business_types_set, in_scope, exclusion_reason).</w:t>
       </w:r>
     </w:p>
     <w:p>
@@ -2794,7 +2556,7 @@
           <w:b w:val="0"/>
           <w:i w:val="0"/>
         </w:rPr>
-        <w:t>Two persistent tables, schema simplified relative to the full methodology:</w:t>
+        <w:t>Two persistent tables:</w:t>
       </w:r>
     </w:p>
     <w:p>
@@ -2802,7 +2564,7 @@
         <w:pStyle w:val="ListBullet"/>
       </w:pPr>
       <w:r>
-        <w:t>assistance_txn_501c3_lightweight: one row per transaction in the M-with-exclusions in-scope set, with FY, panel, sub-panel, classification rule hits, real-dollar series.</w:t>
+        <w:t>assistance_txn_501c3: one row per transaction in the M-with-exclusions in-scope set, with FY, panel, sub-panel, classification rule hits, real-dollar series.</w:t>
       </w:r>
     </w:p>
     <w:p>
@@ -2810,7 +2572,7 @@
         <w:pStyle w:val="ListBullet"/>
       </w:pPr>
       <w:r>
-        <w:t>assistance_awards_501c3_lightweight: one row per prime award, with first_action_date, vintage_fy, cumulative_outlay.</w:t>
+        <w:t>assistance_awards_501c3: one row per prime award, with first_action_date, vintage_fy, cumulative_outlay. Filtered to the same in-scope recipient set as the transactions table.</w:t>
       </w:r>
     </w:p>
     <w:p>
@@ -2827,7 +2589,7 @@
           <w:b w:val="0"/>
           <w:i w:val="0"/>
         </w:rPr>
-        <w:t>Same exhibit pipeline as full methodology, with the modifications in Section 7.1 (collapsed Educational sub-cuts; Hospital sub-cuts re-defined; cross-tab 3 dropped).</w:t>
+        <w:t>Run the 15 exhibits enumerated in Section 7.1 against the analytic tables. Each exhibit is produced four times (once per panel) plus a combined Total.</w:t>
       </w:r>
     </w:p>
     <w:p>
@@ -2843,7 +2605,7 @@
         <w:pStyle w:val="ListBullet"/>
       </w:pPr>
       <w:r>
-        <w:t>Reconcile total transaction-level obligations against USAspending Spending Explorer for FY22–FY24. Difference &lt; 1%; investigate any cell over 2%.</w:t>
+        <w:t>Reconcile total transaction-level obligations against USAspending Spending Explorer for FY22–FY24. Difference should be &lt; 1%; investigate any cell over 2%.</w:t>
       </w:r>
     </w:p>
     <w:p>
@@ -2867,7 +2629,7 @@
         <w:pStyle w:val="ListBullet"/>
       </w:pPr>
       <w:r>
-        <w:t>Optional reconciliation exhibit: lightweight Topline vs. BMF-backed Topline by FY, side-by-side. Populated only if the full pipeline’s outputs are available in the same project tree; otherwise emits an empty file with a 'no-comparison-available' note.</w:t>
+        <w:t>Run the pipeline twice on different days and diff outputs; any non-deterministic differences trace to a refresh of the upstream Award Data Archive and should be captured in the manifest.</w:t>
       </w:r>
     </w:p>
     <w:p>
@@ -2875,7 +2637,7 @@
         <w:pStyle w:val="Heading1"/>
       </w:pPr>
       <w:r>
-        <w:t>11. Output Schema (analytic table, lightweight)</w:t>
+        <w:t>11. Output Schema (analytic transactions table)</w:t>
       </w:r>
     </w:p>
     <w:p>
@@ -3308,7 +3070,7 @@
           </w:tcPr>
           <w:p>
             <w:r>
-              <w:t>array&lt;string&gt;</w:t>
+              <w:t>string</w:t>
             </w:r>
           </w:p>
         </w:tc>
@@ -3318,7 +3080,7 @@
           </w:tcPr>
           <w:p>
             <w:r>
-              <w:t>Union of M and any non-disqualifying co-tags (e.g., {M}, {M,E}, {M,K})</w:t>
+              <w:t>Sorted concatenation of M plus any non-disqualifying co-tags (e.g., 'M', 'MX', 'MEK')</w:t>
             </w:r>
           </w:p>
         </w:tc>
@@ -3350,7 +3112,7 @@
           </w:tcPr>
           <w:p>
             <w:r>
-              <w:t>international | hospital | educational | core</w:t>
+              <w:t>international | hospital | educational | core (mutually exclusive, hierarchical)</w:t>
             </w:r>
           </w:p>
         </w:tc>
@@ -3382,7 +3144,7 @@
           </w:tcPr>
           <w:p>
             <w:r>
-              <w:t>e.g., fqhc, charter_school, global_health</w:t>
+              <w:t>e.g., fqhc_clinic, research_hospital, education_org, global_health</w:t>
             </w:r>
           </w:p>
         </w:tc>
@@ -3414,7 +3176,7 @@
           </w:tcPr>
           <w:p>
             <w:r>
-              <w:t>Audit trail: which rules in 4.2–4.4 fired</w:t>
+              <w:t>Audit trail: which rules in 4.2–4.4 fired (e.g., 'intl_pop', 'name_hospital', 'hosp_fqhc')</w:t>
             </w:r>
           </w:p>
         </w:tc>
@@ -3511,6 +3273,38 @@
           <w:p>
             <w:r>
               <w:t>Net obligation amount for the transaction</w:t>
+            </w:r>
+          </w:p>
+        </w:tc>
+      </w:tr>
+      <w:tr>
+        <w:tc>
+          <w:tcPr>
+            <w:tcW w:type="dxa" w:w="2880"/>
+          </w:tcPr>
+          <w:p>
+            <w:r>
+              <w:t>federal_action_obligation_real</w:t>
+            </w:r>
+          </w:p>
+        </w:tc>
+        <w:tc>
+          <w:tcPr>
+            <w:tcW w:type="dxa" w:w="1440"/>
+          </w:tcPr>
+          <w:p>
+            <w:r>
+              <w:t>decimal</w:t>
+            </w:r>
+          </w:p>
+        </w:tc>
+        <w:tc>
+          <w:tcPr>
+            <w:tcW w:type="dxa" w:w="5040"/>
+          </w:tcPr>
+          <w:p>
+            <w:r>
+              <w:t>Same in FY25 dollars (CPI-U deflated)</w:t>
             </w:r>
           </w:p>
         </w:tc>
@@ -3827,7 +3621,7 @@
           </w:tcPr>
           <w:p>
             <w:r>
-              <w:t>Documented as residual measurement error; cross-tab against full pipeline (when available) bounds it.</w:t>
+              <w:t>Documented as residual measurement error; recipient-set composition reviewed in QA.</w:t>
             </w:r>
           </w:p>
         </w:tc>
@@ -3839,7 +3633,7 @@
           </w:tcPr>
           <w:p>
             <w:r>
-              <w:t>M-tag false positives (org tagged 501(c)(3) that isn’t)</w:t>
+              <w:t>M-tag false positives (org tagged 501(c)(3) that isn't)</w:t>
             </w:r>
           </w:p>
         </w:tc>
@@ -3859,7 +3653,7 @@
           </w:tcPr>
           <w:p>
             <w:r>
-              <w:t>Top-50-per-panel manual review against IRS Tax-Exempt Search; large false positives are caught.</w:t>
+              <w:t>Top-50-per-panel manual review against IRS Tax-Exempt Search.</w:t>
             </w:r>
           </w:p>
         </w:tc>
@@ -3935,7 +3729,7 @@
           </w:tcPr>
           <w:p>
             <w:r>
-              <w:t>International rule under-inclusion (no Q-series)</w:t>
+              <w:t>International rule under-inclusion</w:t>
             </w:r>
           </w:p>
         </w:tc>
@@ -3955,7 +3749,7 @@
           </w:tcPr>
           <w:p>
             <w:r>
-              <w:t>Documented Phase 1 trade-off; full pipeline’s NTEE Q-series rule when needed.</w:t>
+              <w:t>Documented limitation; transaction-level signals only.</w:t>
             </w:r>
           </w:p>
         </w:tc>
@@ -4019,7 +3813,7 @@
           </w:tcPr>
           <w:p>
             <w:r>
-              <w:t>Documented limitation; only the BMF-backed methodology can detect this.</w:t>
+              <w:t>Documented limitation.</w:t>
             </w:r>
           </w:p>
         </w:tc>
@@ -4030,65 +3824,7 @@
         <w:pStyle w:val="Heading1"/>
       </w:pPr>
       <w:r>
-        <w:t>13. Reconciliation with Full BMF-Backed Pipeline</w:t>
-      </w:r>
-    </w:p>
-    <w:p>
-      <w:r>
-        <w:rPr>
-          <w:b w:val="0"/>
-          <w:i w:val="0"/>
-        </w:rPr>
-        <w:t>When the full IRS-BMF-backed pipeline has run in the same project tree (processed/assistance_txn_501c3.parquet exists), an optional QA exhibit reports lightweight Topline vs. BMF-backed Topline by FY:</w:t>
-      </w:r>
-    </w:p>
-    <w:p>
-      <w:pPr>
-        <w:pStyle w:val="ListBullet"/>
-      </w:pPr>
-      <w:r>
-        <w:t>Per-FY: nominal obligations, real obligations (FY25 base), unique recipients, transaction count, on both methodologies.</w:t>
-      </w:r>
-    </w:p>
-    <w:p>
-      <w:pPr>
-        <w:pStyle w:val="ListBullet"/>
-      </w:pPr>
-      <w:r>
-        <w:t>Per-FY delta: lightweight - BMF, in dollars and as a percentage.</w:t>
-      </w:r>
-    </w:p>
-    <w:p>
-      <w:pPr>
-        <w:pStyle w:val="ListBullet"/>
-      </w:pPr>
-      <w:r>
-        <w:t>Per-panel comparison: same numbers split by Topline_Core / Educational / Hospital / International.</w:t>
-      </w:r>
-    </w:p>
-    <w:p>
-      <w:pPr>
-        <w:pStyle w:val="ListBullet"/>
-      </w:pPr>
-      <w:r>
-        <w:t>Recipient-set Venn: how many recipients are in the lightweight set only, BMF set only, both.</w:t>
-      </w:r>
-    </w:p>
-    <w:p>
-      <w:r>
-        <w:rPr>
-          <w:b w:val="0"/>
-          <w:i w:val="0"/>
-        </w:rPr>
-        <w:t>Expected pattern: lightweight Topline will be a strict subset of the BMF-backed Topline at the recipient level (an org tagged M in USAspending is not guaranteed to be in BMF, and vice versa). The delta is informative but is not a quality benchmark — both methods have known limitations.</w:t>
-      </w:r>
-    </w:p>
-    <w:p>
-      <w:pPr>
-        <w:pStyle w:val="Heading1"/>
-      </w:pPr>
-      <w:r>
-        <w:t>14. Indicative Timeline</w:t>
+        <w:t>13. Indicative Timeline</w:t>
       </w:r>
     </w:p>
     <w:tbl>
@@ -4266,7 +4002,7 @@
           </w:tcPr>
           <w:p>
             <w:r>
-              <w:t>assistance_txn_501c3_lightweight + assistance_awards_501c3_lightweight</w:t>
+              <w:t>assistance_txn_501c3 + assistance_awards_501c3</w:t>
             </w:r>
           </w:p>
         </w:tc>
@@ -4438,7 +4174,7 @@
           <w:b w:val="0"/>
           <w:i w:val="0"/>
         </w:rPr>
-        <w:t>End-to-end Phase 1 wall time is dominated by the 200-row precision audits and the top-50-per-panel review. The compute portion is ~15–30 minutes.</w:t>
+        <w:t>End-to-end wall time is dominated by the 200-row precision audits and the top-50-per-panel review. The compute portion is ~15–30 minutes.</w:t>
       </w:r>
     </w:p>
     <w:p>
@@ -4446,7 +4182,7 @@
         <w:pStyle w:val="Heading1"/>
       </w:pPr>
       <w:r>
-        <w:t>15. Resolved Open Questions</w:t>
+        <w:t>14. Resolved Open Questions</w:t>
       </w:r>
     </w:p>
     <w:p>
@@ -4455,7 +4191,7 @@
           <w:b w:val="0"/>
           <w:i w:val="0"/>
         </w:rPr>
-        <w:t>The following design decisions were locked at methodology approval:</w:t>
+        <w:t>The following design decisions are locked at methodology approval:</w:t>
       </w:r>
     </w:p>
     <w:p>
@@ -4463,7 +4199,7 @@
         <w:pStyle w:val="ListBullet"/>
       </w:pPr>
       <w:r>
-        <w:t>Codes S (Hispanic-Serving Institution) and V (Alaska Native and Native Hawaiian Serving Institutions) are added to the exclusion list, parallel to T (HBCU) and U (TCCU).</w:t>
+        <w:t>Codes S (Hispanic-Serving Institution) and V (Alaska Native and Native Hawaiian Serving Institutions) are on the hard-exclusion list, parallel to T (HBCU) and U (TCCU).</w:t>
       </w:r>
     </w:p>
     <w:p>
@@ -4471,7 +4207,15 @@
         <w:pStyle w:val="ListBullet"/>
       </w:pPr>
       <w:r>
-        <w:t>Four-panel structure with heuristic carve-outs (Option B from the design discussion). Educational and Hospital panels are reported with mandatory precision audits.</w:t>
+        <w:t>Code X = 'Other' is a soft code; tolerated when co-occurring with M (Section 3.2).</w:t>
+      </w:r>
+    </w:p>
+    <w:p>
+      <w:pPr>
+        <w:pStyle w:val="ListBullet"/>
+      </w:pPr>
+      <w:r>
+        <w:t>Four-panel structure with heuristic carve-outs (Section 4). Educational and Hospital panels are reported with mandatory precision audits.</w:t>
       </w:r>
     </w:p>
     <w:p>
@@ -4487,7 +4231,7 @@
         <w:pStyle w:val="ListBullet"/>
       </w:pPr>
       <w:r>
-        <w:t>Outlay allocation: award-vintage FY, identical to the full methodology.</w:t>
+        <w:t>Outlay allocation: award-vintage FY.</w:t>
       </w:r>
     </w:p>
     <w:p>
@@ -4496,14 +4240,6 @@
       </w:pPr>
       <w:r>
         <w:t>Sub-award (FFATA) data: out of scope.</w:t>
-      </w:r>
-    </w:p>
-    <w:p>
-      <w:pPr>
-        <w:pStyle w:val="ListBullet"/>
-      </w:pPr>
-      <w:r>
-        <w:t>Reconciliation exhibit (lightweight Topline vs. BMF Topline): produced as a deprioritized polish artifact when the full pipeline’s outputs are available.</w:t>
       </w:r>
     </w:p>
     <w:p>

--- a/Methodology_FederalAssistance_501c3_Lightweight_FY22-FY25.docx
+++ b/Methodology_FederalAssistance_501c3_Lightweight_FY22-FY25.docx
@@ -117,6 +117,14 @@
       </w:pPr>
       <w:r>
         <w:t>Distributional views: number of unique recipients, award size distribution, geographic concentration, agency concentration.</w:t>
+      </w:r>
+    </w:p>
+    <w:p>
+      <w:pPr>
+        <w:pStyle w:val="ListBullet"/>
+      </w:pPr>
+      <w:r>
+        <w:t>Geographic detail at recipient and place-of-performance grain: country, state (code, name, FIPS), county (name, FIPS), city, ZIP, congressional district. Section 11 lists every geographic field exposed in the analytic table.</w:t>
       </w:r>
     </w:p>
     <w:p>
@@ -3028,7 +3036,7 @@
           </w:tcPr>
           <w:p>
             <w:r>
-              <w:t>recipient_state</w:t>
+              <w:t>recipient_name</w:t>
             </w:r>
           </w:p>
         </w:tc>
@@ -3048,7 +3056,7 @@
           </w:tcPr>
           <w:p>
             <w:r>
-              <w:t>Recipient state code</w:t>
+              <w:t>Recipient legal-business name as reported by the awarding agency</w:t>
             </w:r>
           </w:p>
         </w:tc>
@@ -3081,6 +3089,294 @@
           <w:p>
             <w:r>
               <w:t>Sorted concatenation of M plus any non-disqualifying co-tags (e.g., 'M', 'MX', 'MEK')</w:t>
+            </w:r>
+          </w:p>
+        </w:tc>
+      </w:tr>
+      <w:tr>
+        <w:tc>
+          <w:tcPr>
+            <w:tcW w:type="dxa" w:w="2880"/>
+          </w:tcPr>
+          <w:p>
+            <w:r>
+              <w:t>recipient_country</w:t>
+            </w:r>
+          </w:p>
+        </w:tc>
+        <w:tc>
+          <w:tcPr>
+            <w:tcW w:type="dxa" w:w="1440"/>
+          </w:tcPr>
+          <w:p>
+            <w:r>
+              <w:t>string</w:t>
+            </w:r>
+          </w:p>
+        </w:tc>
+        <w:tc>
+          <w:tcPr>
+            <w:tcW w:type="dxa" w:w="5040"/>
+          </w:tcPr>
+          <w:p>
+            <w:r>
+              <w:t>Recipient country code (typically 'USA')</w:t>
+            </w:r>
+          </w:p>
+        </w:tc>
+      </w:tr>
+      <w:tr>
+        <w:tc>
+          <w:tcPr>
+            <w:tcW w:type="dxa" w:w="2880"/>
+          </w:tcPr>
+          <w:p>
+            <w:r>
+              <w:t>recipient_country_name</w:t>
+            </w:r>
+          </w:p>
+        </w:tc>
+        <w:tc>
+          <w:tcPr>
+            <w:tcW w:type="dxa" w:w="1440"/>
+          </w:tcPr>
+          <w:p>
+            <w:r>
+              <w:t>string</w:t>
+            </w:r>
+          </w:p>
+        </w:tc>
+        <w:tc>
+          <w:tcPr>
+            <w:tcW w:type="dxa" w:w="5040"/>
+          </w:tcPr>
+          <w:p>
+            <w:r>
+              <w:t>Recipient country name</w:t>
+            </w:r>
+          </w:p>
+        </w:tc>
+      </w:tr>
+      <w:tr>
+        <w:tc>
+          <w:tcPr>
+            <w:tcW w:type="dxa" w:w="2880"/>
+          </w:tcPr>
+          <w:p>
+            <w:r>
+              <w:t>recipient_state</w:t>
+            </w:r>
+          </w:p>
+        </w:tc>
+        <w:tc>
+          <w:tcPr>
+            <w:tcW w:type="dxa" w:w="1440"/>
+          </w:tcPr>
+          <w:p>
+            <w:r>
+              <w:t>string</w:t>
+            </w:r>
+          </w:p>
+        </w:tc>
+        <w:tc>
+          <w:tcPr>
+            <w:tcW w:type="dxa" w:w="5040"/>
+          </w:tcPr>
+          <w:p>
+            <w:r>
+              <w:t>Recipient state code (2-letter)</w:t>
+            </w:r>
+          </w:p>
+        </w:tc>
+      </w:tr>
+      <w:tr>
+        <w:tc>
+          <w:tcPr>
+            <w:tcW w:type="dxa" w:w="2880"/>
+          </w:tcPr>
+          <w:p>
+            <w:r>
+              <w:t>recipient_state_name</w:t>
+            </w:r>
+          </w:p>
+        </w:tc>
+        <w:tc>
+          <w:tcPr>
+            <w:tcW w:type="dxa" w:w="1440"/>
+          </w:tcPr>
+          <w:p>
+            <w:r>
+              <w:t>string</w:t>
+            </w:r>
+          </w:p>
+        </w:tc>
+        <w:tc>
+          <w:tcPr>
+            <w:tcW w:type="dxa" w:w="5040"/>
+          </w:tcPr>
+          <w:p>
+            <w:r>
+              <w:t>Recipient state name</w:t>
+            </w:r>
+          </w:p>
+        </w:tc>
+      </w:tr>
+      <w:tr>
+        <w:tc>
+          <w:tcPr>
+            <w:tcW w:type="dxa" w:w="2880"/>
+          </w:tcPr>
+          <w:p>
+            <w:r>
+              <w:t>recipient_county_name</w:t>
+            </w:r>
+          </w:p>
+        </w:tc>
+        <w:tc>
+          <w:tcPr>
+            <w:tcW w:type="dxa" w:w="1440"/>
+          </w:tcPr>
+          <w:p>
+            <w:r>
+              <w:t>string</w:t>
+            </w:r>
+          </w:p>
+        </w:tc>
+        <w:tc>
+          <w:tcPr>
+            <w:tcW w:type="dxa" w:w="5040"/>
+          </w:tcPr>
+          <w:p>
+            <w:r>
+              <w:t>Recipient county name</w:t>
+            </w:r>
+          </w:p>
+        </w:tc>
+      </w:tr>
+      <w:tr>
+        <w:tc>
+          <w:tcPr>
+            <w:tcW w:type="dxa" w:w="2880"/>
+          </w:tcPr>
+          <w:p>
+            <w:r>
+              <w:t>recipient_county_fips</w:t>
+            </w:r>
+          </w:p>
+        </w:tc>
+        <w:tc>
+          <w:tcPr>
+            <w:tcW w:type="dxa" w:w="1440"/>
+          </w:tcPr>
+          <w:p>
+            <w:r>
+              <w:t>string</w:t>
+            </w:r>
+          </w:p>
+        </w:tc>
+        <w:tc>
+          <w:tcPr>
+            <w:tcW w:type="dxa" w:w="5040"/>
+          </w:tcPr>
+          <w:p>
+            <w:r>
+              <w:t>Recipient county FIPS code (5-digit, for Census shapefile joins)</w:t>
+            </w:r>
+          </w:p>
+        </w:tc>
+      </w:tr>
+      <w:tr>
+        <w:tc>
+          <w:tcPr>
+            <w:tcW w:type="dxa" w:w="2880"/>
+          </w:tcPr>
+          <w:p>
+            <w:r>
+              <w:t>recipient_city</w:t>
+            </w:r>
+          </w:p>
+        </w:tc>
+        <w:tc>
+          <w:tcPr>
+            <w:tcW w:type="dxa" w:w="1440"/>
+          </w:tcPr>
+          <w:p>
+            <w:r>
+              <w:t>string</w:t>
+            </w:r>
+          </w:p>
+        </w:tc>
+        <w:tc>
+          <w:tcPr>
+            <w:tcW w:type="dxa" w:w="5040"/>
+          </w:tcPr>
+          <w:p>
+            <w:r>
+              <w:t>Recipient city name</w:t>
+            </w:r>
+          </w:p>
+        </w:tc>
+      </w:tr>
+      <w:tr>
+        <w:tc>
+          <w:tcPr>
+            <w:tcW w:type="dxa" w:w="2880"/>
+          </w:tcPr>
+          <w:p>
+            <w:r>
+              <w:t>recipient_zip</w:t>
+            </w:r>
+          </w:p>
+        </w:tc>
+        <w:tc>
+          <w:tcPr>
+            <w:tcW w:type="dxa" w:w="1440"/>
+          </w:tcPr>
+          <w:p>
+            <w:r>
+              <w:t>string</w:t>
+            </w:r>
+          </w:p>
+        </w:tc>
+        <w:tc>
+          <w:tcPr>
+            <w:tcW w:type="dxa" w:w="5040"/>
+          </w:tcPr>
+          <w:p>
+            <w:r>
+              <w:t>Recipient ZIP code</w:t>
+            </w:r>
+          </w:p>
+        </w:tc>
+      </w:tr>
+      <w:tr>
+        <w:tc>
+          <w:tcPr>
+            <w:tcW w:type="dxa" w:w="2880"/>
+          </w:tcPr>
+          <w:p>
+            <w:r>
+              <w:t>recipient_cd</w:t>
+            </w:r>
+          </w:p>
+        </w:tc>
+        <w:tc>
+          <w:tcPr>
+            <w:tcW w:type="dxa" w:w="1440"/>
+          </w:tcPr>
+          <w:p>
+            <w:r>
+              <w:t>string</w:t>
+            </w:r>
+          </w:p>
+        </w:tc>
+        <w:tc>
+          <w:tcPr>
+            <w:tcW w:type="dxa" w:w="5040"/>
+          </w:tcPr>
+          <w:p>
+            <w:r>
+              <w:t>Recipient congressional district (e.g., 'NY-12')</w:t>
             </w:r>
           </w:p>
         </w:tc>
@@ -3220,7 +3516,7 @@
           </w:tcPr>
           <w:p>
             <w:r>
-              <w:t>intl_prime_country</w:t>
+              <w:t>place_of_performance_country_name</w:t>
             </w:r>
           </w:p>
         </w:tc>
@@ -3240,7 +3536,231 @@
           </w:tcPr>
           <w:p>
             <w:r>
-              <w:t>Prime recipient country for International panel</w:t>
+              <w:t>Country name (for International labels)</w:t>
+            </w:r>
+          </w:p>
+        </w:tc>
+      </w:tr>
+      <w:tr>
+        <w:tc>
+          <w:tcPr>
+            <w:tcW w:type="dxa" w:w="2880"/>
+          </w:tcPr>
+          <w:p>
+            <w:r>
+              <w:t>place_of_performance_state_name</w:t>
+            </w:r>
+          </w:p>
+        </w:tc>
+        <w:tc>
+          <w:tcPr>
+            <w:tcW w:type="dxa" w:w="1440"/>
+          </w:tcPr>
+          <w:p>
+            <w:r>
+              <w:t>string</w:t>
+            </w:r>
+          </w:p>
+        </w:tc>
+        <w:tc>
+          <w:tcPr>
+            <w:tcW w:type="dxa" w:w="5040"/>
+          </w:tcPr>
+          <w:p>
+            <w:r>
+              <w:t>POP state name (domestic transactions)</w:t>
+            </w:r>
+          </w:p>
+        </w:tc>
+      </w:tr>
+      <w:tr>
+        <w:tc>
+          <w:tcPr>
+            <w:tcW w:type="dxa" w:w="2880"/>
+          </w:tcPr>
+          <w:p>
+            <w:r>
+              <w:t>place_of_performance_state_fips</w:t>
+            </w:r>
+          </w:p>
+        </w:tc>
+        <w:tc>
+          <w:tcPr>
+            <w:tcW w:type="dxa" w:w="1440"/>
+          </w:tcPr>
+          <w:p>
+            <w:r>
+              <w:t>string</w:t>
+            </w:r>
+          </w:p>
+        </w:tc>
+        <w:tc>
+          <w:tcPr>
+            <w:tcW w:type="dxa" w:w="5040"/>
+          </w:tcPr>
+          <w:p>
+            <w:r>
+              <w:t>POP state FIPS code (2-digit, for Census joins)</w:t>
+            </w:r>
+          </w:p>
+        </w:tc>
+      </w:tr>
+      <w:tr>
+        <w:tc>
+          <w:tcPr>
+            <w:tcW w:type="dxa" w:w="2880"/>
+          </w:tcPr>
+          <w:p>
+            <w:r>
+              <w:t>place_of_performance_county_name</w:t>
+            </w:r>
+          </w:p>
+        </w:tc>
+        <w:tc>
+          <w:tcPr>
+            <w:tcW w:type="dxa" w:w="1440"/>
+          </w:tcPr>
+          <w:p>
+            <w:r>
+              <w:t>string</w:t>
+            </w:r>
+          </w:p>
+        </w:tc>
+        <w:tc>
+          <w:tcPr>
+            <w:tcW w:type="dxa" w:w="5040"/>
+          </w:tcPr>
+          <w:p>
+            <w:r>
+              <w:t>POP county name</w:t>
+            </w:r>
+          </w:p>
+        </w:tc>
+      </w:tr>
+      <w:tr>
+        <w:tc>
+          <w:tcPr>
+            <w:tcW w:type="dxa" w:w="2880"/>
+          </w:tcPr>
+          <w:p>
+            <w:r>
+              <w:t>place_of_performance_county_fips</w:t>
+            </w:r>
+          </w:p>
+        </w:tc>
+        <w:tc>
+          <w:tcPr>
+            <w:tcW w:type="dxa" w:w="1440"/>
+          </w:tcPr>
+          <w:p>
+            <w:r>
+              <w:t>string</w:t>
+            </w:r>
+          </w:p>
+        </w:tc>
+        <w:tc>
+          <w:tcPr>
+            <w:tcW w:type="dxa" w:w="5040"/>
+          </w:tcPr>
+          <w:p>
+            <w:r>
+              <w:t>POP county FIPS code (5-digit)</w:t>
+            </w:r>
+          </w:p>
+        </w:tc>
+      </w:tr>
+      <w:tr>
+        <w:tc>
+          <w:tcPr>
+            <w:tcW w:type="dxa" w:w="2880"/>
+          </w:tcPr>
+          <w:p>
+            <w:r>
+              <w:t>place_of_performance_city</w:t>
+            </w:r>
+          </w:p>
+        </w:tc>
+        <w:tc>
+          <w:tcPr>
+            <w:tcW w:type="dxa" w:w="1440"/>
+          </w:tcPr>
+          <w:p>
+            <w:r>
+              <w:t>string</w:t>
+            </w:r>
+          </w:p>
+        </w:tc>
+        <w:tc>
+          <w:tcPr>
+            <w:tcW w:type="dxa" w:w="5040"/>
+          </w:tcPr>
+          <w:p>
+            <w:r>
+              <w:t>POP city name</w:t>
+            </w:r>
+          </w:p>
+        </w:tc>
+      </w:tr>
+      <w:tr>
+        <w:tc>
+          <w:tcPr>
+            <w:tcW w:type="dxa" w:w="2880"/>
+          </w:tcPr>
+          <w:p>
+            <w:r>
+              <w:t>place_of_performance_zip</w:t>
+            </w:r>
+          </w:p>
+        </w:tc>
+        <w:tc>
+          <w:tcPr>
+            <w:tcW w:type="dxa" w:w="1440"/>
+          </w:tcPr>
+          <w:p>
+            <w:r>
+              <w:t>string</w:t>
+            </w:r>
+          </w:p>
+        </w:tc>
+        <w:tc>
+          <w:tcPr>
+            <w:tcW w:type="dxa" w:w="5040"/>
+          </w:tcPr>
+          <w:p>
+            <w:r>
+              <w:t>POP ZIP+4</w:t>
+            </w:r>
+          </w:p>
+        </w:tc>
+      </w:tr>
+      <w:tr>
+        <w:tc>
+          <w:tcPr>
+            <w:tcW w:type="dxa" w:w="2880"/>
+          </w:tcPr>
+          <w:p>
+            <w:r>
+              <w:t>place_of_performance_cd</w:t>
+            </w:r>
+          </w:p>
+        </w:tc>
+        <w:tc>
+          <w:tcPr>
+            <w:tcW w:type="dxa" w:w="1440"/>
+          </w:tcPr>
+          <w:p>
+            <w:r>
+              <w:t>string</w:t>
+            </w:r>
+          </w:p>
+        </w:tc>
+        <w:tc>
+          <w:tcPr>
+            <w:tcW w:type="dxa" w:w="5040"/>
+          </w:tcPr>
+          <w:p>
+            <w:r>
+              <w:t>POP congressional district</w:t>
             </w:r>
           </w:p>
         </w:tc>
